--- a/experts/Договор_типовой.docx
+++ b/experts/Договор_типовой.docx
@@ -1,6 +1,6 @@
 
 <file path=word/document.xml><?xml version="1.0" encoding="utf-8"?>
-<w:document xmlns:wpc="http://schemas.microsoft.com/office/word/2010/wordprocessingCanvas" xmlns:cx="http://schemas.microsoft.com/office/drawing/2014/chartex" xmlns:cx1="http://schemas.microsoft.com/office/drawing/2015/9/8/chartex" xmlns:cx2="http://schemas.microsoft.com/office/drawing/2015/10/21/chartex" xmlns:cx3="http://schemas.microsoft.com/office/drawing/2016/5/9/chartex" xmlns:cx4="http://schemas.microsoft.com/office/drawing/2016/5/10/chartex" xmlns:cx5="http://schemas.microsoft.com/office/drawing/2016/5/11/chartex" xmlns:cx6="http://schemas.microsoft.com/office/drawing/2016/5/12/chartex" xmlns:cx7="http://schemas.microsoft.com/office/drawing/2016/5/13/chartex" xmlns:cx8="http://schemas.microsoft.com/office/drawing/2016/5/14/chartex" xmlns:mc="http://schemas.openxmlformats.org/markup-compatibility/2006" xmlns:aink="http://schemas.microsoft.com/office/drawing/2016/ink" xmlns:am3d="http://schemas.microsoft.com/office/drawing/2017/model3d" xmlns:o="urn:schemas-microsoft-com:office:office" xmlns:r="http://schemas.openxmlformats.org/officeDocument/2006/relationships" xmlns:m="http://schemas.openxmlformats.org/officeDocument/2006/math" xmlns:v="urn:schemas-microsoft-com:vml" xmlns:wp14="http://schemas.microsoft.com/office/word/2010/wordprocessingDrawing" xmlns:wp="http://schemas.openxmlformats.org/drawingml/2006/wordprocessingDrawing" xmlns:w10="urn:schemas-microsoft-com:office:word" xmlns:w="http://schemas.openxmlformats.org/wordprocessingml/2006/main" xmlns:w14="http://schemas.microsoft.com/office/word/2010/wordml" xmlns:w15="http://schemas.microsoft.com/office/word/2012/wordml" xmlns:w16cex="http://schemas.microsoft.com/office/word/2018/wordml/cex" xmlns:w16cid="http://schemas.microsoft.com/office/word/2016/wordml/cid" xmlns:w16="http://schemas.microsoft.com/office/word/2018/wordml" xmlns:w16sdtdh="http://schemas.microsoft.com/office/word/2020/wordml/sdtdatahash" xmlns:w16se="http://schemas.microsoft.com/office/word/2015/wordml/symex" xmlns:wpg="http://schemas.microsoft.com/office/word/2010/wordprocessingGroup" xmlns:wpi="http://schemas.microsoft.com/office/word/2010/wordprocessingInk" xmlns:wne="http://schemas.microsoft.com/office/word/2006/wordml" xmlns:wps="http://schemas.microsoft.com/office/word/2010/wordprocessingShape" mc:Ignorable="w14 w15 w16se w16cid w16 w16cex w16sdtdh wp14">
+<w:document xmlns:wpc="http://schemas.microsoft.com/office/word/2010/wordprocessingCanvas" xmlns:mc="http://schemas.openxmlformats.org/markup-compatibility/2006" xmlns:o="urn:schemas-microsoft-com:office:office" xmlns:r="http://schemas.openxmlformats.org/officeDocument/2006/relationships" xmlns:m="http://schemas.openxmlformats.org/officeDocument/2006/math" xmlns:v="urn:schemas-microsoft-com:vml" xmlns:wp14="http://schemas.microsoft.com/office/word/2010/wordprocessingDrawing" xmlns:wp="http://schemas.openxmlformats.org/drawingml/2006/wordprocessingDrawing" xmlns:w10="urn:schemas-microsoft-com:office:word" xmlns:w="http://schemas.openxmlformats.org/wordprocessingml/2006/main" xmlns:w14="http://schemas.microsoft.com/office/word/2010/wordml" xmlns:wpg="http://schemas.microsoft.com/office/word/2010/wordprocessingGroup" xmlns:wpi="http://schemas.microsoft.com/office/word/2010/wordprocessingInk" xmlns:wne="http://schemas.microsoft.com/office/word/2006/wordml" xmlns:wps="http://schemas.microsoft.com/office/word/2010/wordprocessingShape" mc:Ignorable="w14 wp14">
   <w:body>
     <w:p>
       <w:pPr>
@@ -77,6 +77,7 @@
     <w:p>
       <w:pPr>
         <w:tabs>
+          <w:tab w:val="left" w:pos="5812"/>
           <w:tab w:val="right" w:pos="9356"/>
         </w:tabs>
         <w:ind w:firstLine="0"/>
@@ -254,6 +255,11 @@
       <w:r>
         <w:t>) о нижеследующем:</w:t>
       </w:r>
+    </w:p>
+    <w:p>
+      <w:pPr>
+        <w:contextualSpacing/>
+      </w:pPr>
     </w:p>
     <w:p>
       <w:pPr>
@@ -468,6 +474,13 @@
     </w:p>
     <w:p>
       <w:pPr>
+        <w:pStyle w:val="asd3"/>
+        <w:spacing w:before="0" w:after="0"/>
+        <w:contextualSpacing/>
+      </w:pPr>
+    </w:p>
+    <w:p>
+      <w:pPr>
         <w:pStyle w:val="asd"/>
         <w:spacing w:before="0" w:after="0"/>
         <w:contextualSpacing/>
@@ -599,7 +612,11 @@
         <w:t>, следующей за да</w:t>
       </w:r>
       <w:r>
-        <w:t>той получения Исполнителем</w:t>
+        <w:t xml:space="preserve">той </w:t>
+      </w:r>
+      <w:r>
+        <w:lastRenderedPageBreak/>
+        <w:t>получения Исполнителем</w:t>
       </w:r>
       <w:r>
         <w:t xml:space="preserve"> Заявки</w:t>
@@ -642,7 +659,6 @@
         <w:contextualSpacing/>
       </w:pPr>
       <w:r>
-        <w:lastRenderedPageBreak/>
         <w:t>Исполнитель обязуется передать Заказчику результат</w:t>
       </w:r>
       <w:r>
@@ -725,6 +741,11 @@
     <w:p>
       <w:pPr>
         <w:pStyle w:val="asd3"/>
+      </w:pPr>
+    </w:p>
+    <w:p>
+      <w:pPr>
+        <w:pStyle w:val="asd3"/>
         <w:spacing w:before="0" w:after="0"/>
         <w:contextualSpacing/>
       </w:pPr>
@@ -761,18 +782,10 @@
         <w:t xml:space="preserve"> согласованной Сторонами спецификацией к соответствующей Заявке.</w:t>
       </w:r>
       <w:r>
-        <w:t xml:space="preserve"> Стоимость Услуг, расчет которых будет произведен в каждой соответствующей спецификации, осуществляется в соответствии с Перечнем услуг (работ) __________ филиала ФГБУ «РосАгрохимслужба», размещенным на сайте Исполнителя во вкладке _________</w:t>
-      </w:r>
-      <w:proofErr w:type="gramStart"/>
-      <w:r>
-        <w:t>_</w:t>
-      </w:r>
-      <w:r>
-        <w:t>(</w:t>
-      </w:r>
-      <w:proofErr w:type="gramEnd"/>
-      <w:r>
-        <w:t>указать ссылку)</w:t>
+        <w:t xml:space="preserve"> Стоимость Услуг, расчет которых будет произведен в каждой соответствующей спецификации, осуществляется в соответствии с Перечнем услуг (работ) __________ филиала ФГБУ «РосАгрохимслужба», размещенным на сайте Исполнителя во вкладке __________</w:t>
+      </w:r>
+      <w:r>
+        <w:t>(указать ссылку)</w:t>
       </w:r>
       <w:r>
         <w:t>.</w:t>
@@ -883,6 +896,11 @@
       <w:r>
         <w:t xml:space="preserve">. </w:t>
       </w:r>
+    </w:p>
+    <w:p>
+      <w:pPr>
+        <w:pStyle w:val="asd3"/>
+      </w:pPr>
     </w:p>
     <w:p>
       <w:pPr>
@@ -1046,6 +1064,7 @@
         <w:t xml:space="preserve"> об эксперте, </w:t>
       </w:r>
       <w:r>
+        <w:lastRenderedPageBreak/>
         <w:t xml:space="preserve">данные о его аттестации при ее наличии, </w:t>
       </w:r>
       <w:r>
@@ -1118,7 +1137,6 @@
         <w:contextualSpacing/>
       </w:pPr>
       <w:r>
-        <w:lastRenderedPageBreak/>
         <w:t xml:space="preserve">4.1.7. </w:t>
       </w:r>
       <w:r>
@@ -1308,6 +1326,18 @@
       <w:pPr>
         <w:pStyle w:val="asd3"/>
         <w:spacing w:before="0" w:after="0"/>
+        <w:ind w:left="0" w:firstLine="709"/>
+        <w:contextualSpacing/>
+        <w:jc w:val="both"/>
+        <w:rPr>
+          <w:rFonts w:eastAsia="DengXian"/>
+        </w:rPr>
+      </w:pPr>
+    </w:p>
+    <w:p>
+      <w:pPr>
+        <w:pStyle w:val="asd3"/>
+        <w:spacing w:before="0" w:after="0"/>
         <w:contextualSpacing/>
       </w:pPr>
     </w:p>
@@ -1391,8 +1421,14 @@
         <w:contextualSpacing/>
       </w:pPr>
       <w:r>
+        <w:lastRenderedPageBreak/>
         <w:t>Стороны освобождаются от ответственности за неисполнение обязательств, если оно вызвано обстоятельствами непреодолимой силы (форс-мажор). Сторона, для которой наступили такие обстоятельства, обязана уведомить другую Сторону в течение 3 (трех) рабочих дней с приложением подтверждающих документов.</w:t>
       </w:r>
+    </w:p>
+    <w:p>
+      <w:pPr>
+        <w:pStyle w:val="asd3"/>
+      </w:pPr>
     </w:p>
     <w:p>
       <w:pPr>
@@ -1470,7 +1506,6 @@
         <w:contextualSpacing/>
       </w:pPr>
       <w:r>
-        <w:lastRenderedPageBreak/>
         <w:t>Исполнитель обязуется принимать все необходимые организационные и технические меры для защиты полученных персональных данных от неправомерного доступа, уничтожения или распространения.</w:t>
       </w:r>
     </w:p>
@@ -1541,6 +1576,15 @@
     </w:p>
     <w:p>
       <w:pPr>
+        <w:pStyle w:val="asd3"/>
+        <w:spacing w:before="0" w:after="0"/>
+        <w:ind w:left="0" w:firstLine="709"/>
+        <w:contextualSpacing/>
+        <w:jc w:val="both"/>
+      </w:pPr>
+    </w:p>
+    <w:p>
+      <w:pPr>
         <w:pStyle w:val="asd"/>
         <w:spacing w:before="0" w:after="0"/>
         <w:contextualSpacing/>
@@ -1614,6 +1658,7 @@
         <w:contextualSpacing/>
       </w:pPr>
       <w:r>
+        <w:lastRenderedPageBreak/>
         <w:t>Нарушение положений настоящего раздела является существенным нарушением Договора и дает</w:t>
       </w:r>
       <w:r>
@@ -1625,6 +1670,11 @@
       <w:r>
         <w:t xml:space="preserve"> право на его одностороннее внесудебное расторжение.</w:t>
       </w:r>
+    </w:p>
+    <w:p>
+      <w:pPr>
+        <w:pStyle w:val="asd3"/>
+      </w:pPr>
     </w:p>
     <w:p>
       <w:pPr>
@@ -1781,6 +1831,11 @@
     <w:p>
       <w:pPr>
         <w:pStyle w:val="asd3"/>
+      </w:pPr>
+    </w:p>
+    <w:p>
+      <w:pPr>
+        <w:pStyle w:val="asd3"/>
         <w:spacing w:before="0" w:after="0"/>
         <w:contextualSpacing/>
       </w:pPr>
@@ -1825,7 +1880,6 @@
         <w:contextualSpacing/>
       </w:pPr>
       <w:r>
-        <w:lastRenderedPageBreak/>
         <w:t>В случае невозможности урегулирования споров путем переговоров, Стороны вправе обратиться в _______ арбитражный суд</w:t>
       </w:r>
       <w:r>
@@ -1861,6 +1915,13 @@
       <w:r>
         <w:t>составляет 15 (пятнадцать) рабочих дней с даты ее получения.</w:t>
       </w:r>
+    </w:p>
+    <w:p>
+      <w:pPr>
+        <w:pStyle w:val="asd3"/>
+        <w:spacing w:before="0" w:after="0"/>
+        <w:contextualSpacing/>
+      </w:pPr>
     </w:p>
     <w:p>
       <w:pPr>
@@ -2027,6 +2088,7 @@
         <w:contextualSpacing/>
       </w:pPr>
       <w:r>
+        <w:lastRenderedPageBreak/>
         <w:t>К Договору</w:t>
       </w:r>
       <w:r>
@@ -2615,7 +2677,7 @@
                 <w:spacing w:val="-20"/>
               </w:rPr>
             </w:pPr>
-            <w:hyperlink r:id="rId8" w:history="1"/>
+            <w:hyperlink r:id="rId9" w:history="1"/>
             <w:r>
               <w:rPr>
                 <w:spacing w:val="-20"/>
@@ -2713,15 +2775,20 @@
       </w:tr>
     </w:tbl>
     <w:p/>
-    <w:p>
-      <w:pPr>
-        <w:spacing w:after="160" w:line="259" w:lineRule="auto"/>
-        <w:ind w:firstLine="0"/>
-        <w:jc w:val="left"/>
-      </w:pPr>
-      <w:r>
-        <w:br w:type="page"/>
-      </w:r>
+    <w:p/>
+    <w:p/>
+    <w:p/>
+    <w:p>
+      <w:pPr>
+        <w:sectPr>
+          <w:footerReference w:type="default" r:id="rId10"/>
+          <w:pgSz w:w="11906" w:h="16838"/>
+          <w:pgMar w:top="851" w:right="1133" w:bottom="1276" w:left="1560" w:header="0" w:footer="496" w:gutter="0"/>
+          <w:cols w:space="708"/>
+          <w:titlePg/>
+          <w:docGrid w:linePitch="360"/>
+        </w:sectPr>
+      </w:pPr>
     </w:p>
     <w:p>
       <w:pPr>
@@ -3046,27 +3113,7 @@
           <w:szCs w:val="20"/>
           <w:lang w:eastAsia="en-US" w:bidi="en-US"/>
         </w:rPr>
-        <w:t>«___</w:t>
-      </w:r>
-      <w:proofErr w:type="gramStart"/>
-      <w:r>
-        <w:rPr>
-          <w:color w:val="000000"/>
-          <w:sz w:val="20"/>
-          <w:szCs w:val="20"/>
-          <w:lang w:eastAsia="en-US" w:bidi="en-US"/>
-        </w:rPr>
-        <w:t>_»_</w:t>
-      </w:r>
-      <w:proofErr w:type="gramEnd"/>
-      <w:r>
-        <w:rPr>
-          <w:color w:val="000000"/>
-          <w:sz w:val="20"/>
-          <w:szCs w:val="20"/>
-          <w:lang w:eastAsia="en-US" w:bidi="en-US"/>
-        </w:rPr>
-        <w:t>____________ 202_ г.</w:t>
+        <w:t>«____»_____________ 202_ г.</w:t>
       </w:r>
     </w:p>
     <w:tbl>
@@ -4285,9 +4332,8 @@
                 <w:szCs w:val="20"/>
                 <w:lang w:eastAsia="en-US"/>
               </w:rPr>
-              <w:t>_________</w:t>
-            </w:r>
-            <w:proofErr w:type="gramStart"/>
+              <w:t xml:space="preserve">__________ </w:t>
+            </w:r>
             <w:r>
               <w:rPr>
                 <w:b/>
@@ -4296,7 +4342,7 @@
                 <w:szCs w:val="20"/>
                 <w:lang w:eastAsia="en-US"/>
               </w:rPr>
-              <w:t xml:space="preserve">_ </w:t>
+              <w:t xml:space="preserve"> филиал</w:t>
             </w:r>
             <w:r>
               <w:rPr>
@@ -4306,19 +4352,8 @@
                 <w:szCs w:val="20"/>
                 <w:lang w:eastAsia="en-US"/>
               </w:rPr>
-              <w:t xml:space="preserve"> филиал</w:t>
-            </w:r>
-            <w:r>
-              <w:rPr>
-                <w:b/>
-                <w:bCs/>
-                <w:sz w:val="20"/>
-                <w:szCs w:val="20"/>
-                <w:lang w:eastAsia="en-US"/>
-              </w:rPr>
               <w:t>а</w:t>
             </w:r>
-            <w:proofErr w:type="gramEnd"/>
             <w:r>
               <w:rPr>
                 <w:b/>
@@ -4675,21 +4710,6 @@
         </w:rPr>
         <w:br w:type="page"/>
       </w:r>
-    </w:p>
-    <w:p>
-      <w:pPr>
-        <w:widowControl w:val="0"/>
-        <w:spacing w:line="200" w:lineRule="exact"/>
-        <w:ind w:firstLine="0"/>
-        <w:jc w:val="center"/>
-        <w:rPr>
-          <w:b/>
-          <w:bCs/>
-          <w:sz w:val="20"/>
-          <w:szCs w:val="20"/>
-          <w:lang w:eastAsia="en-US"/>
-        </w:rPr>
-      </w:pPr>
     </w:p>
     <w:p>
       <w:pPr>
@@ -4717,6 +4737,7 @@
           <w:szCs w:val="20"/>
           <w:lang w:eastAsia="en-US"/>
         </w:rPr>
+        <w:lastRenderedPageBreak/>
         <w:t xml:space="preserve">Приложение </w:t>
       </w:r>
       <w:r>
@@ -4903,29 +4924,7 @@
           <w:szCs w:val="20"/>
           <w:lang w:eastAsia="en-US"/>
         </w:rPr>
-        <w:t>от _</w:t>
-      </w:r>
-      <w:proofErr w:type="gramStart"/>
-      <w:r>
-        <w:rPr>
-          <w:b/>
-          <w:bCs/>
-          <w:sz w:val="20"/>
-          <w:szCs w:val="20"/>
-          <w:lang w:eastAsia="en-US"/>
-        </w:rPr>
-        <w:t>_._</w:t>
-      </w:r>
-      <w:proofErr w:type="gramEnd"/>
-      <w:r>
-        <w:rPr>
-          <w:b/>
-          <w:bCs/>
-          <w:sz w:val="20"/>
-          <w:szCs w:val="20"/>
-          <w:lang w:eastAsia="en-US"/>
-        </w:rPr>
-        <w:t xml:space="preserve">_.202__ </w:t>
+        <w:t xml:space="preserve">от __.__.202__ </w:t>
       </w:r>
     </w:p>
     <w:p>
@@ -6296,9 +6295,8 @@
                 <w:szCs w:val="20"/>
                 <w:lang w:eastAsia="en-US"/>
               </w:rPr>
-              <w:t>_________</w:t>
-            </w:r>
-            <w:proofErr w:type="gramStart"/>
+              <w:t xml:space="preserve">__________ </w:t>
+            </w:r>
             <w:r>
               <w:rPr>
                 <w:b/>
@@ -6307,19 +6305,8 @@
                 <w:szCs w:val="20"/>
                 <w:lang w:eastAsia="en-US"/>
               </w:rPr>
-              <w:t xml:space="preserve">_ </w:t>
-            </w:r>
-            <w:r>
-              <w:rPr>
-                <w:b/>
-                <w:bCs/>
-                <w:sz w:val="20"/>
-                <w:szCs w:val="20"/>
-                <w:lang w:eastAsia="en-US"/>
-              </w:rPr>
               <w:t xml:space="preserve"> филиала</w:t>
             </w:r>
-            <w:proofErr w:type="gramEnd"/>
             <w:r>
               <w:rPr>
                 <w:b/>
@@ -6985,31 +6972,7 @@
           <w:szCs w:val="20"/>
           <w:lang w:eastAsia="en-US"/>
         </w:rPr>
-        <w:t xml:space="preserve"> от _</w:t>
-      </w:r>
-      <w:proofErr w:type="gramStart"/>
-      <w:r>
-        <w:rPr>
-          <w:b/>
-          <w:bCs/>
-          <w:color w:val="000000"/>
-          <w:sz w:val="20"/>
-          <w:szCs w:val="20"/>
-          <w:lang w:eastAsia="en-US"/>
-        </w:rPr>
-        <w:t>_._</w:t>
-      </w:r>
-      <w:proofErr w:type="gramEnd"/>
-      <w:r>
-        <w:rPr>
-          <w:b/>
-          <w:bCs/>
-          <w:color w:val="000000"/>
-          <w:sz w:val="20"/>
-          <w:szCs w:val="20"/>
-          <w:lang w:eastAsia="en-US"/>
-        </w:rPr>
-        <w:t>_.202_ № __</w:t>
+        <w:t xml:space="preserve"> от __.__.202_ № __</w:t>
       </w:r>
     </w:p>
     <w:tbl>
@@ -7441,27 +7404,7 @@
           <w:szCs w:val="20"/>
           <w:lang w:eastAsia="en-US"/>
         </w:rPr>
-        <w:t>от «__</w:t>
-      </w:r>
-      <w:proofErr w:type="gramStart"/>
-      <w:r>
-        <w:rPr>
-          <w:color w:val="000000"/>
-          <w:sz w:val="20"/>
-          <w:szCs w:val="20"/>
-          <w:lang w:eastAsia="en-US"/>
-        </w:rPr>
-        <w:t>_»_</w:t>
-      </w:r>
-      <w:proofErr w:type="gramEnd"/>
-      <w:r>
-        <w:rPr>
-          <w:color w:val="000000"/>
-          <w:sz w:val="20"/>
-          <w:szCs w:val="20"/>
-          <w:lang w:eastAsia="en-US"/>
-        </w:rPr>
-        <w:t>_________</w:t>
+        <w:t>от «___»__________</w:t>
       </w:r>
       <w:r>
         <w:rPr>
@@ -7551,6 +7494,8 @@
           <w:lang w:eastAsia="en-US"/>
         </w:rPr>
       </w:pPr>
+      <w:bookmarkStart w:id="1" w:name="_GoBack"/>
+      <w:bookmarkEnd w:id="1"/>
     </w:p>
     <w:p>
       <w:pPr>
@@ -9223,9 +9168,8 @@
                 <w:szCs w:val="20"/>
                 <w:lang w:eastAsia="en-US"/>
               </w:rPr>
-              <w:t>_________</w:t>
-            </w:r>
-            <w:proofErr w:type="gramStart"/>
+              <w:t xml:space="preserve">__________ </w:t>
+            </w:r>
             <w:r>
               <w:rPr>
                 <w:b/>
@@ -9234,19 +9178,8 @@
                 <w:szCs w:val="20"/>
                 <w:lang w:eastAsia="en-US"/>
               </w:rPr>
-              <w:t xml:space="preserve">_ </w:t>
-            </w:r>
-            <w:r>
-              <w:rPr>
-                <w:b/>
-                <w:bCs/>
-                <w:sz w:val="20"/>
-                <w:szCs w:val="20"/>
-                <w:lang w:eastAsia="en-US"/>
-              </w:rPr>
               <w:t xml:space="preserve"> филиала</w:t>
             </w:r>
-            <w:proofErr w:type="gramEnd"/>
             <w:r>
               <w:rPr>
                 <w:b/>
@@ -9591,7 +9524,7 @@
       </w:pPr>
     </w:p>
     <w:sectPr>
-      <w:footerReference w:type="default" r:id="rId9"/>
+      <w:footerReference w:type="default" r:id="rId11"/>
       <w:pgSz w:w="11906" w:h="16838"/>
       <w:pgMar w:top="709" w:right="849" w:bottom="993" w:left="1418" w:header="708" w:footer="496" w:gutter="0"/>
       <w:cols w:space="708"/>
@@ -9602,7 +9535,7 @@
 </file>
 
 <file path=word/endnotes.xml><?xml version="1.0" encoding="utf-8"?>
-<w:endnotes xmlns:wpc="http://schemas.microsoft.com/office/word/2010/wordprocessingCanvas" xmlns:cx="http://schemas.microsoft.com/office/drawing/2014/chartex" xmlns:cx1="http://schemas.microsoft.com/office/drawing/2015/9/8/chartex" xmlns:cx2="http://schemas.microsoft.com/office/drawing/2015/10/21/chartex" xmlns:cx3="http://schemas.microsoft.com/office/drawing/2016/5/9/chartex" xmlns:cx4="http://schemas.microsoft.com/office/drawing/2016/5/10/chartex" xmlns:cx5="http://schemas.microsoft.com/office/drawing/2016/5/11/chartex" xmlns:cx6="http://schemas.microsoft.com/office/drawing/2016/5/12/chartex" xmlns:cx7="http://schemas.microsoft.com/office/drawing/2016/5/13/chartex" xmlns:cx8="http://schemas.microsoft.com/office/drawing/2016/5/14/chartex" xmlns:mc="http://schemas.openxmlformats.org/markup-compatibility/2006" xmlns:aink="http://schemas.microsoft.com/office/drawing/2016/ink" xmlns:am3d="http://schemas.microsoft.com/office/drawing/2017/model3d" xmlns:o="urn:schemas-microsoft-com:office:office" xmlns:r="http://schemas.openxmlformats.org/officeDocument/2006/relationships" xmlns:m="http://schemas.openxmlformats.org/officeDocument/2006/math" xmlns:v="urn:schemas-microsoft-com:vml" xmlns:wp14="http://schemas.microsoft.com/office/word/2010/wordprocessingDrawing" xmlns:wp="http://schemas.openxmlformats.org/drawingml/2006/wordprocessingDrawing" xmlns:w10="urn:schemas-microsoft-com:office:word" xmlns:w="http://schemas.openxmlformats.org/wordprocessingml/2006/main" xmlns:w14="http://schemas.microsoft.com/office/word/2010/wordml" xmlns:w15="http://schemas.microsoft.com/office/word/2012/wordml" xmlns:w16cex="http://schemas.microsoft.com/office/word/2018/wordml/cex" xmlns:w16cid="http://schemas.microsoft.com/office/word/2016/wordml/cid" xmlns:w16="http://schemas.microsoft.com/office/word/2018/wordml" xmlns:w16sdtdh="http://schemas.microsoft.com/office/word/2020/wordml/sdtdatahash" xmlns:w16se="http://schemas.microsoft.com/office/word/2015/wordml/symex" xmlns:wpg="http://schemas.microsoft.com/office/word/2010/wordprocessingGroup" xmlns:wpi="http://schemas.microsoft.com/office/word/2010/wordprocessingInk" xmlns:wne="http://schemas.microsoft.com/office/word/2006/wordml" xmlns:wps="http://schemas.microsoft.com/office/word/2010/wordprocessingShape" mc:Ignorable="w14 w15 w16se w16cid w16 w16cex w16sdtdh wp14">
+<w:endnotes xmlns:wpc="http://schemas.microsoft.com/office/word/2010/wordprocessingCanvas" xmlns:mc="http://schemas.openxmlformats.org/markup-compatibility/2006" xmlns:o="urn:schemas-microsoft-com:office:office" xmlns:r="http://schemas.openxmlformats.org/officeDocument/2006/relationships" xmlns:m="http://schemas.openxmlformats.org/officeDocument/2006/math" xmlns:v="urn:schemas-microsoft-com:vml" xmlns:wp14="http://schemas.microsoft.com/office/word/2010/wordprocessingDrawing" xmlns:wp="http://schemas.openxmlformats.org/drawingml/2006/wordprocessingDrawing" xmlns:w10="urn:schemas-microsoft-com:office:word" xmlns:w="http://schemas.openxmlformats.org/wordprocessingml/2006/main" xmlns:w14="http://schemas.microsoft.com/office/word/2010/wordml" xmlns:wpg="http://schemas.microsoft.com/office/word/2010/wordprocessingGroup" xmlns:wpi="http://schemas.microsoft.com/office/word/2010/wordprocessingInk" xmlns:wne="http://schemas.microsoft.com/office/word/2006/wordml" xmlns:wps="http://schemas.microsoft.com/office/word/2010/wordprocessingShape" mc:Ignorable="w14 wp14">
   <w:endnote w:type="separator" w:id="-1">
     <w:p>
       <w:r>
@@ -9621,12 +9554,53 @@
 </file>
 
 <file path=word/footer1.xml><?xml version="1.0" encoding="utf-8"?>
-<w:ftr xmlns:wpc="http://schemas.microsoft.com/office/word/2010/wordprocessingCanvas" xmlns:cx="http://schemas.microsoft.com/office/drawing/2014/chartex" xmlns:cx1="http://schemas.microsoft.com/office/drawing/2015/9/8/chartex" xmlns:cx2="http://schemas.microsoft.com/office/drawing/2015/10/21/chartex" xmlns:cx3="http://schemas.microsoft.com/office/drawing/2016/5/9/chartex" xmlns:cx4="http://schemas.microsoft.com/office/drawing/2016/5/10/chartex" xmlns:cx5="http://schemas.microsoft.com/office/drawing/2016/5/11/chartex" xmlns:cx6="http://schemas.microsoft.com/office/drawing/2016/5/12/chartex" xmlns:cx7="http://schemas.microsoft.com/office/drawing/2016/5/13/chartex" xmlns:cx8="http://schemas.microsoft.com/office/drawing/2016/5/14/chartex" xmlns:mc="http://schemas.openxmlformats.org/markup-compatibility/2006" xmlns:aink="http://schemas.microsoft.com/office/drawing/2016/ink" xmlns:am3d="http://schemas.microsoft.com/office/drawing/2017/model3d" xmlns:o="urn:schemas-microsoft-com:office:office" xmlns:r="http://schemas.openxmlformats.org/officeDocument/2006/relationships" xmlns:m="http://schemas.openxmlformats.org/officeDocument/2006/math" xmlns:v="urn:schemas-microsoft-com:vml" xmlns:wp14="http://schemas.microsoft.com/office/word/2010/wordprocessingDrawing" xmlns:wp="http://schemas.openxmlformats.org/drawingml/2006/wordprocessingDrawing" xmlns:w10="urn:schemas-microsoft-com:office:word" xmlns:w="http://schemas.openxmlformats.org/wordprocessingml/2006/main" xmlns:w14="http://schemas.microsoft.com/office/word/2010/wordml" xmlns:w15="http://schemas.microsoft.com/office/word/2012/wordml" xmlns:w16cex="http://schemas.microsoft.com/office/word/2018/wordml/cex" xmlns:w16cid="http://schemas.microsoft.com/office/word/2016/wordml/cid" xmlns:w16="http://schemas.microsoft.com/office/word/2018/wordml" xmlns:w16sdtdh="http://schemas.microsoft.com/office/word/2020/wordml/sdtdatahash" xmlns:w16se="http://schemas.microsoft.com/office/word/2015/wordml/symex" xmlns:wpg="http://schemas.microsoft.com/office/word/2010/wordprocessingGroup" xmlns:wpi="http://schemas.microsoft.com/office/word/2010/wordprocessingInk" xmlns:wne="http://schemas.microsoft.com/office/word/2006/wordml" xmlns:wps="http://schemas.microsoft.com/office/word/2010/wordprocessingShape" mc:Ignorable="w14 w15 w16se w16cid w16 w16cex w16sdtdh wp14">
+<w:ftr xmlns:wpc="http://schemas.microsoft.com/office/word/2010/wordprocessingCanvas" xmlns:mc="http://schemas.openxmlformats.org/markup-compatibility/2006" xmlns:o="urn:schemas-microsoft-com:office:office" xmlns:r="http://schemas.openxmlformats.org/officeDocument/2006/relationships" xmlns:m="http://schemas.openxmlformats.org/officeDocument/2006/math" xmlns:v="urn:schemas-microsoft-com:vml" xmlns:wp14="http://schemas.microsoft.com/office/word/2010/wordprocessingDrawing" xmlns:wp="http://schemas.openxmlformats.org/drawingml/2006/wordprocessingDrawing" xmlns:w10="urn:schemas-microsoft-com:office:word" xmlns:w="http://schemas.openxmlformats.org/wordprocessingml/2006/main" xmlns:w14="http://schemas.microsoft.com/office/word/2010/wordml" xmlns:wpg="http://schemas.microsoft.com/office/word/2010/wordprocessingGroup" xmlns:wpi="http://schemas.microsoft.com/office/word/2010/wordprocessingInk" xmlns:wne="http://schemas.microsoft.com/office/word/2006/wordml" xmlns:wps="http://schemas.microsoft.com/office/word/2010/wordprocessingShape" mc:Ignorable="w14 wp14">
   <w:p>
     <w:pPr>
       <w:pStyle w:val="ab"/>
       <w:ind w:firstLine="0"/>
+      <w:jc w:val="right"/>
+      <w:rPr>
+        <w:color w:val="767171" w:themeColor="background2" w:themeShade="80"/>
+        <w:sz w:val="22"/>
+      </w:rPr>
     </w:pPr>
+    <w:r>
+      <w:rPr>
+        <w:color w:val="767171" w:themeColor="background2" w:themeShade="80"/>
+        <w:sz w:val="22"/>
+      </w:rPr>
+      <w:fldChar w:fldCharType="begin"/>
+    </w:r>
+    <w:r>
+      <w:rPr>
+        <w:color w:val="767171" w:themeColor="background2" w:themeShade="80"/>
+        <w:sz w:val="22"/>
+      </w:rPr>
+      <w:instrText xml:space="preserve"> PAGE   \* MERGEFORMAT </w:instrText>
+    </w:r>
+    <w:r>
+      <w:rPr>
+        <w:color w:val="767171" w:themeColor="background2" w:themeShade="80"/>
+        <w:sz w:val="22"/>
+      </w:rPr>
+      <w:fldChar w:fldCharType="separate"/>
+    </w:r>
+    <w:r>
+      <w:rPr>
+        <w:noProof/>
+        <w:color w:val="767171" w:themeColor="background2" w:themeShade="80"/>
+        <w:sz w:val="22"/>
+      </w:rPr>
+      <w:t>6</w:t>
+    </w:r>
+    <w:r>
+      <w:rPr>
+        <w:color w:val="767171" w:themeColor="background2" w:themeShade="80"/>
+        <w:sz w:val="22"/>
+      </w:rPr>
+      <w:fldChar w:fldCharType="end"/>
+    </w:r>
   </w:p>
   <w:p>
     <w:pPr>
@@ -9685,7 +9659,7 @@
         <w:sz w:val="16"/>
         <w:lang w:val="en-US"/>
       </w:rPr>
-      <w:t>10</w:t>
+      <w:t>6</w:t>
     </w:r>
     <w:r>
       <w:rPr>
@@ -9745,7 +9719,142 @@
         <w:sz w:val="16"/>
         <w:lang w:val="en-US"/>
       </w:rPr>
-      <w:t>8</w:t>
+      <w:t>6</w:t>
+    </w:r>
+    <w:r>
+      <w:rPr>
+        <w:rFonts w:ascii="Arial" w:hAnsi="Arial" w:cs="Arial"/>
+        <w:i/>
+        <w:color w:val="7E7E7E"/>
+        <w:sz w:val="16"/>
+        <w:lang w:val="en-US"/>
+      </w:rPr>
+      <w:fldChar w:fldCharType="end"/>
+    </w:r>
+  </w:p>
+</w:ftr>
+</file>
+
+<file path=word/footer2.xml><?xml version="1.0" encoding="utf-8"?>
+<w:ftr xmlns:wpc="http://schemas.microsoft.com/office/word/2010/wordprocessingCanvas" xmlns:mc="http://schemas.openxmlformats.org/markup-compatibility/2006" xmlns:o="urn:schemas-microsoft-com:office:office" xmlns:r="http://schemas.openxmlformats.org/officeDocument/2006/relationships" xmlns:m="http://schemas.openxmlformats.org/officeDocument/2006/math" xmlns:v="urn:schemas-microsoft-com:vml" xmlns:wp14="http://schemas.microsoft.com/office/word/2010/wordprocessingDrawing" xmlns:wp="http://schemas.openxmlformats.org/drawingml/2006/wordprocessingDrawing" xmlns:w10="urn:schemas-microsoft-com:office:word" xmlns:w="http://schemas.openxmlformats.org/wordprocessingml/2006/main" xmlns:w14="http://schemas.microsoft.com/office/word/2010/wordml" xmlns:wpg="http://schemas.microsoft.com/office/word/2010/wordprocessingGroup" xmlns:wpi="http://schemas.microsoft.com/office/word/2010/wordprocessingInk" xmlns:wne="http://schemas.microsoft.com/office/word/2006/wordml" xmlns:wps="http://schemas.microsoft.com/office/word/2010/wordprocessingShape" mc:Ignorable="w14 wp14">
+  <w:p>
+    <w:pPr>
+      <w:pStyle w:val="ab"/>
+      <w:tabs>
+        <w:tab w:val="clear" w:pos="4677"/>
+        <w:tab w:val="clear" w:pos="9355"/>
+        <w:tab w:val="right" w:pos="10772"/>
+      </w:tabs>
+      <w:ind w:firstLine="0"/>
+      <w:jc w:val="left"/>
+      <w:rPr>
+        <w:lang w:val="en-US"/>
+      </w:rPr>
+    </w:pPr>
+    <w:r>
+      <w:rPr>
+        <w:lang w:val="en-US"/>
+      </w:rPr>
+      <w:tab/>
+    </w:r>
+    <w:r>
+      <w:rPr>
+        <w:rFonts w:ascii="Arial" w:hAnsi="Arial" w:cs="Arial"/>
+        <w:i/>
+        <w:color w:val="7E7E7E"/>
+        <w:sz w:val="16"/>
+      </w:rPr>
+      <w:fldChar w:fldCharType="begin"/>
+    </w:r>
+    <w:r>
+      <w:rPr>
+        <w:rFonts w:ascii="Arial" w:hAnsi="Arial" w:cs="Arial"/>
+        <w:i/>
+        <w:color w:val="7E7E7E"/>
+        <w:sz w:val="16"/>
+        <w:lang w:val="en-US"/>
+      </w:rPr>
+      <w:instrText xml:space="preserve"> PAGE  \* MERGEFORMAT </w:instrText>
+    </w:r>
+    <w:r>
+      <w:rPr>
+        <w:rFonts w:ascii="Arial" w:hAnsi="Arial" w:cs="Arial"/>
+        <w:i/>
+        <w:color w:val="7E7E7E"/>
+        <w:sz w:val="16"/>
+      </w:rPr>
+      <w:fldChar w:fldCharType="separate"/>
+    </w:r>
+    <w:r>
+      <w:rPr>
+        <w:rFonts w:ascii="Arial" w:hAnsi="Arial" w:cs="Arial"/>
+        <w:i/>
+        <w:noProof/>
+        <w:color w:val="7E7E7E"/>
+        <w:sz w:val="16"/>
+        <w:lang w:val="en-US"/>
+      </w:rPr>
+      <w:t>9</w:t>
+    </w:r>
+    <w:r>
+      <w:rPr>
+        <w:rFonts w:ascii="Arial" w:hAnsi="Arial" w:cs="Arial"/>
+        <w:i/>
+        <w:color w:val="7E7E7E"/>
+        <w:sz w:val="16"/>
+      </w:rPr>
+      <w:fldChar w:fldCharType="end"/>
+    </w:r>
+    <w:r>
+      <w:rPr>
+        <w:rFonts w:ascii="Arial" w:hAnsi="Arial" w:cs="Arial"/>
+        <w:i/>
+        <w:color w:val="7E7E7E"/>
+        <w:sz w:val="16"/>
+        <w:lang w:val="en-US"/>
+      </w:rPr>
+      <w:t>/</w:t>
+    </w:r>
+    <w:r>
+      <w:rPr>
+        <w:rFonts w:ascii="Arial" w:hAnsi="Arial" w:cs="Arial"/>
+        <w:i/>
+        <w:color w:val="7E7E7E"/>
+        <w:sz w:val="16"/>
+        <w:lang w:val="en-US"/>
+      </w:rPr>
+      <w:fldChar w:fldCharType="begin"/>
+    </w:r>
+    <w:r>
+      <w:rPr>
+        <w:rFonts w:ascii="Arial" w:hAnsi="Arial" w:cs="Arial"/>
+        <w:i/>
+        <w:color w:val="7E7E7E"/>
+        <w:sz w:val="16"/>
+        <w:lang w:val="en-US"/>
+      </w:rPr>
+      <w:instrText xml:space="preserve"> SECTIONPAGES   \* MERGEFORMAT </w:instrText>
+    </w:r>
+    <w:r>
+      <w:rPr>
+        <w:rFonts w:ascii="Arial" w:hAnsi="Arial" w:cs="Arial"/>
+        <w:i/>
+        <w:color w:val="7E7E7E"/>
+        <w:sz w:val="16"/>
+        <w:lang w:val="en-US"/>
+      </w:rPr>
+      <w:fldChar w:fldCharType="separate"/>
+    </w:r>
+    <w:r>
+      <w:rPr>
+        <w:rFonts w:ascii="Arial" w:hAnsi="Arial" w:cs="Arial"/>
+        <w:i/>
+        <w:noProof/>
+        <w:color w:val="7E7E7E"/>
+        <w:sz w:val="16"/>
+        <w:lang w:val="en-US"/>
+      </w:rPr>
+      <w:t>3</w:t>
     </w:r>
     <w:r>
       <w:rPr>
@@ -9762,7 +9871,7 @@
 </file>
 
 <file path=word/footnotes.xml><?xml version="1.0" encoding="utf-8"?>
-<w:footnotes xmlns:wpc="http://schemas.microsoft.com/office/word/2010/wordprocessingCanvas" xmlns:cx="http://schemas.microsoft.com/office/drawing/2014/chartex" xmlns:cx1="http://schemas.microsoft.com/office/drawing/2015/9/8/chartex" xmlns:cx2="http://schemas.microsoft.com/office/drawing/2015/10/21/chartex" xmlns:cx3="http://schemas.microsoft.com/office/drawing/2016/5/9/chartex" xmlns:cx4="http://schemas.microsoft.com/office/drawing/2016/5/10/chartex" xmlns:cx5="http://schemas.microsoft.com/office/drawing/2016/5/11/chartex" xmlns:cx6="http://schemas.microsoft.com/office/drawing/2016/5/12/chartex" xmlns:cx7="http://schemas.microsoft.com/office/drawing/2016/5/13/chartex" xmlns:cx8="http://schemas.microsoft.com/office/drawing/2016/5/14/chartex" xmlns:mc="http://schemas.openxmlformats.org/markup-compatibility/2006" xmlns:aink="http://schemas.microsoft.com/office/drawing/2016/ink" xmlns:am3d="http://schemas.microsoft.com/office/drawing/2017/model3d" xmlns:o="urn:schemas-microsoft-com:office:office" xmlns:r="http://schemas.openxmlformats.org/officeDocument/2006/relationships" xmlns:m="http://schemas.openxmlformats.org/officeDocument/2006/math" xmlns:v="urn:schemas-microsoft-com:vml" xmlns:wp14="http://schemas.microsoft.com/office/word/2010/wordprocessingDrawing" xmlns:wp="http://schemas.openxmlformats.org/drawingml/2006/wordprocessingDrawing" xmlns:w10="urn:schemas-microsoft-com:office:word" xmlns:w="http://schemas.openxmlformats.org/wordprocessingml/2006/main" xmlns:w14="http://schemas.microsoft.com/office/word/2010/wordml" xmlns:w15="http://schemas.microsoft.com/office/word/2012/wordml" xmlns:w16cex="http://schemas.microsoft.com/office/word/2018/wordml/cex" xmlns:w16cid="http://schemas.microsoft.com/office/word/2016/wordml/cid" xmlns:w16="http://schemas.microsoft.com/office/word/2018/wordml" xmlns:w16sdtdh="http://schemas.microsoft.com/office/word/2020/wordml/sdtdatahash" xmlns:w16se="http://schemas.microsoft.com/office/word/2015/wordml/symex" xmlns:wpg="http://schemas.microsoft.com/office/word/2010/wordprocessingGroup" xmlns:wpi="http://schemas.microsoft.com/office/word/2010/wordprocessingInk" xmlns:wne="http://schemas.microsoft.com/office/word/2006/wordml" xmlns:wps="http://schemas.microsoft.com/office/word/2010/wordprocessingShape" mc:Ignorable="w14 w15 w16se w16cid w16 w16cex w16sdtdh wp14">
+<w:footnotes xmlns:wpc="http://schemas.microsoft.com/office/word/2010/wordprocessingCanvas" xmlns:mc="http://schemas.openxmlformats.org/markup-compatibility/2006" xmlns:o="urn:schemas-microsoft-com:office:office" xmlns:r="http://schemas.openxmlformats.org/officeDocument/2006/relationships" xmlns:m="http://schemas.openxmlformats.org/officeDocument/2006/math" xmlns:v="urn:schemas-microsoft-com:vml" xmlns:wp14="http://schemas.microsoft.com/office/word/2010/wordprocessingDrawing" xmlns:wp="http://schemas.openxmlformats.org/drawingml/2006/wordprocessingDrawing" xmlns:w10="urn:schemas-microsoft-com:office:word" xmlns:w="http://schemas.openxmlformats.org/wordprocessingml/2006/main" xmlns:w14="http://schemas.microsoft.com/office/word/2010/wordml" xmlns:wpg="http://schemas.microsoft.com/office/word/2010/wordprocessingGroup" xmlns:wpi="http://schemas.microsoft.com/office/word/2010/wordprocessingInk" xmlns:wne="http://schemas.microsoft.com/office/word/2006/wordml" xmlns:wps="http://schemas.microsoft.com/office/word/2010/wordprocessingShape" mc:Ignorable="w14 wp14">
   <w:footnote w:type="separator" w:id="-1">
     <w:p>
       <w:r>
@@ -9781,8 +9890,8 @@
 </file>
 
 <file path=word/numbering.xml><?xml version="1.0" encoding="utf-8"?>
-<w:numbering xmlns:wpc="http://schemas.microsoft.com/office/word/2010/wordprocessingCanvas" xmlns:cx="http://schemas.microsoft.com/office/drawing/2014/chartex" xmlns:cx1="http://schemas.microsoft.com/office/drawing/2015/9/8/chartex" xmlns:cx2="http://schemas.microsoft.com/office/drawing/2015/10/21/chartex" xmlns:cx3="http://schemas.microsoft.com/office/drawing/2016/5/9/chartex" xmlns:cx4="http://schemas.microsoft.com/office/drawing/2016/5/10/chartex" xmlns:cx5="http://schemas.microsoft.com/office/drawing/2016/5/11/chartex" xmlns:cx6="http://schemas.microsoft.com/office/drawing/2016/5/12/chartex" xmlns:cx7="http://schemas.microsoft.com/office/drawing/2016/5/13/chartex" xmlns:cx8="http://schemas.microsoft.com/office/drawing/2016/5/14/chartex" xmlns:mc="http://schemas.openxmlformats.org/markup-compatibility/2006" xmlns:aink="http://schemas.microsoft.com/office/drawing/2016/ink" xmlns:am3d="http://schemas.microsoft.com/office/drawing/2017/model3d" xmlns:o="urn:schemas-microsoft-com:office:office" xmlns:r="http://schemas.openxmlformats.org/officeDocument/2006/relationships" xmlns:m="http://schemas.openxmlformats.org/officeDocument/2006/math" xmlns:v="urn:schemas-microsoft-com:vml" xmlns:wp14="http://schemas.microsoft.com/office/word/2010/wordprocessingDrawing" xmlns:wp="http://schemas.openxmlformats.org/drawingml/2006/wordprocessingDrawing" xmlns:w10="urn:schemas-microsoft-com:office:word" xmlns:w="http://schemas.openxmlformats.org/wordprocessingml/2006/main" xmlns:w14="http://schemas.microsoft.com/office/word/2010/wordml" xmlns:w15="http://schemas.microsoft.com/office/word/2012/wordml" xmlns:w16cex="http://schemas.microsoft.com/office/word/2018/wordml/cex" xmlns:w16cid="http://schemas.microsoft.com/office/word/2016/wordml/cid" xmlns:w16="http://schemas.microsoft.com/office/word/2018/wordml" xmlns:w16sdtdh="http://schemas.microsoft.com/office/word/2020/wordml/sdtdatahash" xmlns:w16se="http://schemas.microsoft.com/office/word/2015/wordml/symex" xmlns:wpg="http://schemas.microsoft.com/office/word/2010/wordprocessingGroup" xmlns:wpi="http://schemas.microsoft.com/office/word/2010/wordprocessingInk" xmlns:wne="http://schemas.microsoft.com/office/word/2006/wordml" xmlns:wps="http://schemas.microsoft.com/office/word/2010/wordprocessingShape" mc:Ignorable="w14 w15 w16se w16cid w16 w16cex w16sdtdh wp14">
-  <w:abstractNum w:abstractNumId="0" w15:restartNumberingAfterBreak="0">
+<w:numbering xmlns:wpc="http://schemas.microsoft.com/office/word/2010/wordprocessingCanvas" xmlns:mc="http://schemas.openxmlformats.org/markup-compatibility/2006" xmlns:o="urn:schemas-microsoft-com:office:office" xmlns:r="http://schemas.openxmlformats.org/officeDocument/2006/relationships" xmlns:m="http://schemas.openxmlformats.org/officeDocument/2006/math" xmlns:v="urn:schemas-microsoft-com:vml" xmlns:wp14="http://schemas.microsoft.com/office/word/2010/wordprocessingDrawing" xmlns:wp="http://schemas.openxmlformats.org/drawingml/2006/wordprocessingDrawing" xmlns:w10="urn:schemas-microsoft-com:office:word" xmlns:w="http://schemas.openxmlformats.org/wordprocessingml/2006/main" xmlns:w14="http://schemas.microsoft.com/office/word/2010/wordml" xmlns:wpg="http://schemas.microsoft.com/office/word/2010/wordprocessingGroup" xmlns:wpi="http://schemas.microsoft.com/office/word/2010/wordprocessingInk" xmlns:wne="http://schemas.microsoft.com/office/word/2006/wordml" xmlns:wps="http://schemas.microsoft.com/office/word/2010/wordprocessingShape" mc:Ignorable="w14 wp14">
+  <w:abstractNum w:abstractNumId="0">
     <w:nsid w:val="04EC7091"/>
     <w:multiLevelType w:val="multilevel"/>
     <w:tmpl w:val="327C16BE"/>
@@ -9943,7 +10052,7 @@
       </w:rPr>
     </w:lvl>
   </w:abstractNum>
-  <w:abstractNum w:abstractNumId="1" w15:restartNumberingAfterBreak="0">
+  <w:abstractNum w:abstractNumId="1">
     <w:nsid w:val="24267B58"/>
     <w:multiLevelType w:val="multilevel"/>
     <w:tmpl w:val="BFBE85B6"/>
@@ -10117,7 +10226,7 @@
       </w:rPr>
     </w:lvl>
   </w:abstractNum>
-  <w:abstractNum w:abstractNumId="2" w15:restartNumberingAfterBreak="0">
+  <w:abstractNum w:abstractNumId="2">
     <w:nsid w:val="548C34AE"/>
     <w:multiLevelType w:val="hybridMultilevel"/>
     <w:tmpl w:val="D3724B56"/>
@@ -10203,7 +10312,7 @@
       </w:pPr>
     </w:lvl>
   </w:abstractNum>
-  <w:abstractNum w:abstractNumId="3" w15:restartNumberingAfterBreak="0">
+  <w:abstractNum w:abstractNumId="3">
     <w:nsid w:val="54CE26C6"/>
     <w:multiLevelType w:val="multilevel"/>
     <w:tmpl w:val="C42410DC"/>
@@ -10375,7 +10484,7 @@
       </w:rPr>
     </w:lvl>
   </w:abstractNum>
-  <w:abstractNum w:abstractNumId="4" w15:restartNumberingAfterBreak="0">
+  <w:abstractNum w:abstractNumId="4">
     <w:nsid w:val="568F06C1"/>
     <w:multiLevelType w:val="multilevel"/>
     <w:tmpl w:val="AFAE4674"/>
@@ -10496,7 +10605,7 @@
       </w:rPr>
     </w:lvl>
   </w:abstractNum>
-  <w:abstractNum w:abstractNumId="5" w15:restartNumberingAfterBreak="0">
+  <w:abstractNum w:abstractNumId="5">
     <w:nsid w:val="663C6AD8"/>
     <w:multiLevelType w:val="hybridMultilevel"/>
     <w:tmpl w:val="9110BE7A"/>
@@ -10855,7 +10964,7 @@
 </file>
 
 <file path=word/styles.xml><?xml version="1.0" encoding="utf-8"?>
-<w:styles xmlns:mc="http://schemas.openxmlformats.org/markup-compatibility/2006" xmlns:r="http://schemas.openxmlformats.org/officeDocument/2006/relationships" xmlns:w="http://schemas.openxmlformats.org/wordprocessingml/2006/main" xmlns:w14="http://schemas.microsoft.com/office/word/2010/wordml" xmlns:w15="http://schemas.microsoft.com/office/word/2012/wordml" xmlns:w16cex="http://schemas.microsoft.com/office/word/2018/wordml/cex" xmlns:w16cid="http://schemas.microsoft.com/office/word/2016/wordml/cid" xmlns:w16="http://schemas.microsoft.com/office/word/2018/wordml" xmlns:w16sdtdh="http://schemas.microsoft.com/office/word/2020/wordml/sdtdatahash" xmlns:w16se="http://schemas.microsoft.com/office/word/2015/wordml/symex" mc:Ignorable="w14 w15 w16se w16cid w16 w16cex w16sdtdh">
+<w:styles xmlns:mc="http://schemas.openxmlformats.org/markup-compatibility/2006" xmlns:r="http://schemas.openxmlformats.org/officeDocument/2006/relationships" xmlns:w="http://schemas.openxmlformats.org/wordprocessingml/2006/main" xmlns:w14="http://schemas.microsoft.com/office/word/2010/wordml" mc:Ignorable="w14">
   <w:docDefaults>
     <w:rPrDefault>
       <w:rPr>
@@ -10871,383 +10980,145 @@
       </w:pPr>
     </w:pPrDefault>
   </w:docDefaults>
-  <w:latentStyles w:defLockedState="0" w:defUIPriority="99" w:defSemiHidden="0" w:defUnhideWhenUsed="0" w:defQFormat="0" w:count="376">
-    <w:lsdException w:name="Normal" w:uiPriority="0" w:qFormat="1"/>
-    <w:lsdException w:name="heading 1" w:uiPriority="9" w:qFormat="1"/>
-    <w:lsdException w:name="heading 2" w:semiHidden="1" w:uiPriority="9" w:unhideWhenUsed="1" w:qFormat="1"/>
-    <w:lsdException w:name="heading 3" w:semiHidden="1" w:uiPriority="9" w:unhideWhenUsed="1" w:qFormat="1"/>
-    <w:lsdException w:name="heading 4" w:semiHidden="1" w:uiPriority="9" w:unhideWhenUsed="1" w:qFormat="1"/>
-    <w:lsdException w:name="heading 5" w:semiHidden="1" w:uiPriority="9" w:unhideWhenUsed="1" w:qFormat="1"/>
-    <w:lsdException w:name="heading 6" w:semiHidden="1" w:uiPriority="9" w:unhideWhenUsed="1" w:qFormat="1"/>
-    <w:lsdException w:name="heading 7" w:semiHidden="1" w:uiPriority="9" w:unhideWhenUsed="1" w:qFormat="1"/>
-    <w:lsdException w:name="heading 8" w:semiHidden="1" w:uiPriority="9" w:unhideWhenUsed="1" w:qFormat="1"/>
-    <w:lsdException w:name="heading 9" w:semiHidden="1" w:uiPriority="9" w:unhideWhenUsed="1" w:qFormat="1"/>
-    <w:lsdException w:name="index 1" w:semiHidden="1" w:unhideWhenUsed="1"/>
-    <w:lsdException w:name="index 2" w:semiHidden="1" w:unhideWhenUsed="1"/>
-    <w:lsdException w:name="index 3" w:semiHidden="1" w:unhideWhenUsed="1"/>
-    <w:lsdException w:name="index 4" w:semiHidden="1" w:unhideWhenUsed="1"/>
-    <w:lsdException w:name="index 5" w:semiHidden="1" w:unhideWhenUsed="1"/>
-    <w:lsdException w:name="index 6" w:semiHidden="1" w:unhideWhenUsed="1"/>
-    <w:lsdException w:name="index 7" w:semiHidden="1" w:unhideWhenUsed="1"/>
-    <w:lsdException w:name="index 8" w:semiHidden="1" w:unhideWhenUsed="1"/>
-    <w:lsdException w:name="index 9" w:semiHidden="1" w:unhideWhenUsed="1"/>
-    <w:lsdException w:name="toc 1" w:semiHidden="1" w:uiPriority="39" w:unhideWhenUsed="1"/>
-    <w:lsdException w:name="toc 2" w:semiHidden="1" w:uiPriority="39" w:unhideWhenUsed="1"/>
-    <w:lsdException w:name="toc 3" w:semiHidden="1" w:uiPriority="39" w:unhideWhenUsed="1"/>
-    <w:lsdException w:name="toc 4" w:semiHidden="1" w:uiPriority="39" w:unhideWhenUsed="1"/>
-    <w:lsdException w:name="toc 5" w:semiHidden="1" w:uiPriority="39" w:unhideWhenUsed="1"/>
-    <w:lsdException w:name="toc 6" w:semiHidden="1" w:uiPriority="39" w:unhideWhenUsed="1"/>
-    <w:lsdException w:name="toc 7" w:semiHidden="1" w:uiPriority="39" w:unhideWhenUsed="1"/>
-    <w:lsdException w:name="toc 8" w:semiHidden="1" w:uiPriority="39" w:unhideWhenUsed="1"/>
-    <w:lsdException w:name="toc 9" w:semiHidden="1" w:uiPriority="39" w:unhideWhenUsed="1"/>
-    <w:lsdException w:name="Normal Indent" w:semiHidden="1" w:unhideWhenUsed="1"/>
-    <w:lsdException w:name="footnote text" w:semiHidden="1" w:unhideWhenUsed="1"/>
-    <w:lsdException w:name="annotation text" w:semiHidden="1" w:unhideWhenUsed="1"/>
-    <w:lsdException w:name="header" w:semiHidden="1" w:unhideWhenUsed="1"/>
-    <w:lsdException w:name="footer" w:semiHidden="1" w:unhideWhenUsed="1"/>
-    <w:lsdException w:name="index heading" w:semiHidden="1" w:unhideWhenUsed="1"/>
-    <w:lsdException w:name="caption" w:semiHidden="1" w:uiPriority="35" w:unhideWhenUsed="1" w:qFormat="1"/>
-    <w:lsdException w:name="table of figures" w:semiHidden="1" w:unhideWhenUsed="1"/>
-    <w:lsdException w:name="envelope address" w:semiHidden="1" w:unhideWhenUsed="1"/>
-    <w:lsdException w:name="envelope return" w:semiHidden="1" w:unhideWhenUsed="1"/>
-    <w:lsdException w:name="footnote reference" w:semiHidden="1" w:unhideWhenUsed="1"/>
-    <w:lsdException w:name="annotation reference" w:semiHidden="1" w:uiPriority="0" w:unhideWhenUsed="1"/>
-    <w:lsdException w:name="line number" w:semiHidden="1" w:unhideWhenUsed="1"/>
-    <w:lsdException w:name="page number" w:semiHidden="1" w:unhideWhenUsed="1"/>
-    <w:lsdException w:name="endnote reference" w:semiHidden="1" w:unhideWhenUsed="1"/>
-    <w:lsdException w:name="endnote text" w:semiHidden="1" w:unhideWhenUsed="1"/>
-    <w:lsdException w:name="table of authorities" w:semiHidden="1" w:unhideWhenUsed="1"/>
-    <w:lsdException w:name="macro" w:semiHidden="1" w:unhideWhenUsed="1"/>
-    <w:lsdException w:name="toa heading" w:semiHidden="1" w:unhideWhenUsed="1"/>
-    <w:lsdException w:name="List" w:semiHidden="1" w:unhideWhenUsed="1"/>
-    <w:lsdException w:name="List Bullet" w:semiHidden="1" w:unhideWhenUsed="1"/>
-    <w:lsdException w:name="List Number" w:semiHidden="1" w:unhideWhenUsed="1"/>
-    <w:lsdException w:name="List 2" w:semiHidden="1" w:unhideWhenUsed="1"/>
-    <w:lsdException w:name="List 3" w:semiHidden="1" w:unhideWhenUsed="1"/>
-    <w:lsdException w:name="List 4" w:semiHidden="1" w:unhideWhenUsed="1"/>
-    <w:lsdException w:name="List 5" w:semiHidden="1" w:unhideWhenUsed="1"/>
-    <w:lsdException w:name="List Bullet 2" w:semiHidden="1" w:unhideWhenUsed="1"/>
-    <w:lsdException w:name="List Bullet 3" w:semiHidden="1" w:unhideWhenUsed="1"/>
-    <w:lsdException w:name="List Bullet 4" w:semiHidden="1" w:unhideWhenUsed="1"/>
-    <w:lsdException w:name="List Bullet 5" w:semiHidden="1" w:unhideWhenUsed="1"/>
-    <w:lsdException w:name="List Number 2" w:semiHidden="1" w:unhideWhenUsed="1"/>
-    <w:lsdException w:name="List Number 3" w:semiHidden="1" w:unhideWhenUsed="1"/>
-    <w:lsdException w:name="List Number 4" w:semiHidden="1" w:unhideWhenUsed="1"/>
-    <w:lsdException w:name="List Number 5" w:semiHidden="1" w:unhideWhenUsed="1"/>
-    <w:lsdException w:name="Title" w:uiPriority="10" w:qFormat="1"/>
-    <w:lsdException w:name="Closing" w:semiHidden="1" w:unhideWhenUsed="1"/>
-    <w:lsdException w:name="Signature" w:semiHidden="1" w:unhideWhenUsed="1"/>
-    <w:lsdException w:name="Default Paragraph Font" w:semiHidden="1" w:uiPriority="1" w:unhideWhenUsed="1"/>
-    <w:lsdException w:name="Body Text" w:semiHidden="1" w:unhideWhenUsed="1"/>
-    <w:lsdException w:name="Body Text Indent" w:semiHidden="1" w:unhideWhenUsed="1"/>
-    <w:lsdException w:name="List Continue" w:semiHidden="1" w:unhideWhenUsed="1"/>
-    <w:lsdException w:name="List Continue 2" w:semiHidden="1" w:unhideWhenUsed="1"/>
-    <w:lsdException w:name="List Continue 3" w:semiHidden="1" w:unhideWhenUsed="1"/>
-    <w:lsdException w:name="List Continue 4" w:semiHidden="1" w:unhideWhenUsed="1"/>
-    <w:lsdException w:name="List Continue 5" w:semiHidden="1" w:unhideWhenUsed="1"/>
-    <w:lsdException w:name="Message Header" w:semiHidden="1" w:unhideWhenUsed="1"/>
-    <w:lsdException w:name="Subtitle" w:uiPriority="0" w:qFormat="1"/>
-    <w:lsdException w:name="Salutation" w:semiHidden="1" w:unhideWhenUsed="1"/>
-    <w:lsdException w:name="Date" w:semiHidden="1" w:unhideWhenUsed="1"/>
-    <w:lsdException w:name="Body Text First Indent" w:semiHidden="1" w:unhideWhenUsed="1"/>
-    <w:lsdException w:name="Body Text First Indent 2" w:semiHidden="1" w:unhideWhenUsed="1"/>
-    <w:lsdException w:name="Note Heading" w:semiHidden="1" w:unhideWhenUsed="1"/>
-    <w:lsdException w:name="Body Text 2" w:semiHidden="1" w:unhideWhenUsed="1"/>
-    <w:lsdException w:name="Body Text 3" w:semiHidden="1" w:unhideWhenUsed="1"/>
-    <w:lsdException w:name="Body Text Indent 2" w:semiHidden="1" w:unhideWhenUsed="1"/>
-    <w:lsdException w:name="Body Text Indent 3" w:semiHidden="1" w:unhideWhenUsed="1"/>
-    <w:lsdException w:name="Block Text" w:semiHidden="1" w:unhideWhenUsed="1"/>
-    <w:lsdException w:name="Hyperlink" w:semiHidden="1" w:unhideWhenUsed="1"/>
-    <w:lsdException w:name="FollowedHyperlink" w:semiHidden="1" w:unhideWhenUsed="1"/>
-    <w:lsdException w:name="Strong" w:uiPriority="22" w:qFormat="1"/>
-    <w:lsdException w:name="Emphasis" w:uiPriority="20" w:qFormat="1"/>
-    <w:lsdException w:name="Document Map" w:semiHidden="1" w:unhideWhenUsed="1"/>
-    <w:lsdException w:name="Plain Text" w:semiHidden="1" w:unhideWhenUsed="1"/>
-    <w:lsdException w:name="E-mail Signature" w:semiHidden="1" w:unhideWhenUsed="1"/>
-    <w:lsdException w:name="HTML Top of Form" w:semiHidden="1" w:unhideWhenUsed="1"/>
-    <w:lsdException w:name="HTML Bottom of Form" w:semiHidden="1" w:unhideWhenUsed="1"/>
-    <w:lsdException w:name="Normal (Web)" w:semiHidden="1" w:unhideWhenUsed="1"/>
-    <w:lsdException w:name="HTML Acronym" w:semiHidden="1" w:unhideWhenUsed="1"/>
-    <w:lsdException w:name="HTML Address" w:semiHidden="1" w:unhideWhenUsed="1"/>
-    <w:lsdException w:name="HTML Cite" w:semiHidden="1" w:unhideWhenUsed="1"/>
-    <w:lsdException w:name="HTML Code" w:semiHidden="1" w:unhideWhenUsed="1"/>
-    <w:lsdException w:name="HTML Definition" w:semiHidden="1" w:unhideWhenUsed="1"/>
-    <w:lsdException w:name="HTML Keyboard" w:semiHidden="1" w:unhideWhenUsed="1"/>
-    <w:lsdException w:name="HTML Preformatted" w:semiHidden="1" w:unhideWhenUsed="1"/>
-    <w:lsdException w:name="HTML Sample" w:semiHidden="1" w:unhideWhenUsed="1"/>
-    <w:lsdException w:name="HTML Typewriter" w:semiHidden="1" w:unhideWhenUsed="1"/>
-    <w:lsdException w:name="HTML Variable" w:semiHidden="1" w:unhideWhenUsed="1"/>
-    <w:lsdException w:name="Normal Table" w:semiHidden="1" w:unhideWhenUsed="1"/>
-    <w:lsdException w:name="annotation subject" w:semiHidden="1" w:unhideWhenUsed="1"/>
-    <w:lsdException w:name="No List" w:semiHidden="1" w:unhideWhenUsed="1"/>
-    <w:lsdException w:name="Outline List 1" w:semiHidden="1" w:unhideWhenUsed="1"/>
-    <w:lsdException w:name="Outline List 2" w:semiHidden="1" w:unhideWhenUsed="1"/>
-    <w:lsdException w:name="Outline List 3" w:semiHidden="1" w:unhideWhenUsed="1"/>
-    <w:lsdException w:name="Table Simple 1" w:semiHidden="1" w:unhideWhenUsed="1"/>
-    <w:lsdException w:name="Table Simple 2" w:semiHidden="1" w:unhideWhenUsed="1"/>
-    <w:lsdException w:name="Table Simple 3" w:semiHidden="1" w:unhideWhenUsed="1"/>
-    <w:lsdException w:name="Table Classic 1" w:semiHidden="1" w:unhideWhenUsed="1"/>
-    <w:lsdException w:name="Table Classic 2" w:semiHidden="1" w:unhideWhenUsed="1"/>
-    <w:lsdException w:name="Table Classic 3" w:semiHidden="1" w:unhideWhenUsed="1"/>
-    <w:lsdException w:name="Table Classic 4" w:semiHidden="1" w:unhideWhenUsed="1"/>
-    <w:lsdException w:name="Table Colorful 1" w:semiHidden="1" w:unhideWhenUsed="1"/>
-    <w:lsdException w:name="Table Colorful 2" w:semiHidden="1" w:unhideWhenUsed="1"/>
-    <w:lsdException w:name="Table Colorful 3" w:semiHidden="1" w:unhideWhenUsed="1"/>
-    <w:lsdException w:name="Table Columns 1" w:semiHidden="1" w:unhideWhenUsed="1"/>
-    <w:lsdException w:name="Table Columns 2" w:semiHidden="1" w:unhideWhenUsed="1"/>
-    <w:lsdException w:name="Table Columns 3" w:semiHidden="1" w:unhideWhenUsed="1"/>
-    <w:lsdException w:name="Table Columns 4" w:semiHidden="1" w:unhideWhenUsed="1"/>
-    <w:lsdException w:name="Table Columns 5" w:semiHidden="1" w:unhideWhenUsed="1"/>
-    <w:lsdException w:name="Table Grid 1" w:semiHidden="1" w:unhideWhenUsed="1"/>
-    <w:lsdException w:name="Table Grid 2" w:semiHidden="1" w:unhideWhenUsed="1"/>
-    <w:lsdException w:name="Table Grid 3" w:semiHidden="1" w:unhideWhenUsed="1"/>
-    <w:lsdException w:name="Table Grid 4" w:semiHidden="1" w:unhideWhenUsed="1"/>
-    <w:lsdException w:name="Table Grid 5" w:semiHidden="1" w:unhideWhenUsed="1"/>
-    <w:lsdException w:name="Table Grid 6" w:semiHidden="1" w:unhideWhenUsed="1"/>
-    <w:lsdException w:name="Table Grid 7" w:semiHidden="1" w:unhideWhenUsed="1"/>
-    <w:lsdException w:name="Table Grid 8" w:semiHidden="1" w:unhideWhenUsed="1"/>
-    <w:lsdException w:name="Table List 1" w:semiHidden="1" w:unhideWhenUsed="1"/>
-    <w:lsdException w:name="Table List 2" w:semiHidden="1" w:unhideWhenUsed="1"/>
-    <w:lsdException w:name="Table List 3" w:semiHidden="1" w:unhideWhenUsed="1"/>
-    <w:lsdException w:name="Table List 4" w:semiHidden="1" w:unhideWhenUsed="1"/>
-    <w:lsdException w:name="Table List 5" w:semiHidden="1" w:unhideWhenUsed="1"/>
-    <w:lsdException w:name="Table List 6" w:semiHidden="1" w:unhideWhenUsed="1"/>
-    <w:lsdException w:name="Table List 7" w:semiHidden="1" w:unhideWhenUsed="1"/>
-    <w:lsdException w:name="Table List 8" w:semiHidden="1" w:unhideWhenUsed="1"/>
-    <w:lsdException w:name="Table 3D effects 1" w:semiHidden="1" w:unhideWhenUsed="1"/>
-    <w:lsdException w:name="Table 3D effects 2" w:semiHidden="1" w:unhideWhenUsed="1"/>
-    <w:lsdException w:name="Table 3D effects 3" w:semiHidden="1" w:unhideWhenUsed="1"/>
-    <w:lsdException w:name="Table Contemporary" w:semiHidden="1" w:unhideWhenUsed="1"/>
-    <w:lsdException w:name="Table Elegant" w:semiHidden="1" w:unhideWhenUsed="1"/>
-    <w:lsdException w:name="Table Professional" w:semiHidden="1" w:unhideWhenUsed="1"/>
-    <w:lsdException w:name="Table Subtle 1" w:semiHidden="1" w:unhideWhenUsed="1"/>
-    <w:lsdException w:name="Table Subtle 2" w:semiHidden="1" w:unhideWhenUsed="1"/>
-    <w:lsdException w:name="Table Web 1" w:semiHidden="1" w:unhideWhenUsed="1"/>
-    <w:lsdException w:name="Table Web 2" w:semiHidden="1" w:unhideWhenUsed="1"/>
-    <w:lsdException w:name="Table Web 3" w:semiHidden="1" w:unhideWhenUsed="1"/>
-    <w:lsdException w:name="Balloon Text" w:semiHidden="1" w:unhideWhenUsed="1"/>
-    <w:lsdException w:name="Table Grid" w:uiPriority="39"/>
-    <w:lsdException w:name="Table Theme" w:semiHidden="1" w:unhideWhenUsed="1"/>
-    <w:lsdException w:name="Placeholder Text" w:semiHidden="1"/>
-    <w:lsdException w:name="No Spacing" w:uiPriority="1" w:qFormat="1"/>
-    <w:lsdException w:name="Light Shading" w:uiPriority="60"/>
-    <w:lsdException w:name="Light List" w:uiPriority="61"/>
-    <w:lsdException w:name="Light Grid" w:uiPriority="62"/>
-    <w:lsdException w:name="Medium Shading 1" w:uiPriority="63"/>
-    <w:lsdException w:name="Medium Shading 2" w:uiPriority="64"/>
-    <w:lsdException w:name="Medium List 1" w:uiPriority="65"/>
-    <w:lsdException w:name="Medium List 2" w:uiPriority="66"/>
-    <w:lsdException w:name="Medium Grid 1" w:uiPriority="67"/>
-    <w:lsdException w:name="Medium Grid 2" w:uiPriority="68"/>
-    <w:lsdException w:name="Medium Grid 3" w:uiPriority="69"/>
-    <w:lsdException w:name="Dark List" w:uiPriority="70"/>
-    <w:lsdException w:name="Colorful Shading" w:uiPriority="71"/>
-    <w:lsdException w:name="Colorful List" w:uiPriority="72"/>
-    <w:lsdException w:name="Colorful Grid" w:uiPriority="73"/>
-    <w:lsdException w:name="Light Shading Accent 1" w:uiPriority="60"/>
-    <w:lsdException w:name="Light List Accent 1" w:uiPriority="61"/>
-    <w:lsdException w:name="Light Grid Accent 1" w:uiPriority="62"/>
-    <w:lsdException w:name="Medium Shading 1 Accent 1" w:uiPriority="63"/>
-    <w:lsdException w:name="Medium Shading 2 Accent 1" w:uiPriority="64"/>
-    <w:lsdException w:name="Medium List 1 Accent 1" w:uiPriority="65"/>
-    <w:lsdException w:name="Revision" w:semiHidden="1"/>
-    <w:lsdException w:name="List Paragraph" w:uiPriority="34" w:qFormat="1"/>
-    <w:lsdException w:name="Quote" w:uiPriority="29" w:qFormat="1"/>
-    <w:lsdException w:name="Intense Quote" w:uiPriority="30" w:qFormat="1"/>
-    <w:lsdException w:name="Medium List 2 Accent 1" w:uiPriority="66"/>
-    <w:lsdException w:name="Medium Grid 1 Accent 1" w:uiPriority="67"/>
-    <w:lsdException w:name="Medium Grid 2 Accent 1" w:uiPriority="68"/>
-    <w:lsdException w:name="Medium Grid 3 Accent 1" w:uiPriority="69"/>
-    <w:lsdException w:name="Dark List Accent 1" w:uiPriority="70"/>
-    <w:lsdException w:name="Colorful Shading Accent 1" w:uiPriority="71"/>
-    <w:lsdException w:name="Colorful List Accent 1" w:uiPriority="72"/>
-    <w:lsdException w:name="Colorful Grid Accent 1" w:uiPriority="73"/>
-    <w:lsdException w:name="Light Shading Accent 2" w:uiPriority="60"/>
-    <w:lsdException w:name="Light List Accent 2" w:uiPriority="61"/>
-    <w:lsdException w:name="Light Grid Accent 2" w:uiPriority="62"/>
-    <w:lsdException w:name="Medium Shading 1 Accent 2" w:uiPriority="63"/>
-    <w:lsdException w:name="Medium Shading 2 Accent 2" w:uiPriority="64"/>
-    <w:lsdException w:name="Medium List 1 Accent 2" w:uiPriority="65"/>
-    <w:lsdException w:name="Medium List 2 Accent 2" w:uiPriority="66"/>
-    <w:lsdException w:name="Medium Grid 1 Accent 2" w:uiPriority="67"/>
-    <w:lsdException w:name="Medium Grid 2 Accent 2" w:uiPriority="68"/>
-    <w:lsdException w:name="Medium Grid 3 Accent 2" w:uiPriority="69"/>
-    <w:lsdException w:name="Dark List Accent 2" w:uiPriority="70"/>
-    <w:lsdException w:name="Colorful Shading Accent 2" w:uiPriority="71"/>
-    <w:lsdException w:name="Colorful List Accent 2" w:uiPriority="72"/>
-    <w:lsdException w:name="Colorful Grid Accent 2" w:uiPriority="73"/>
-    <w:lsdException w:name="Light Shading Accent 3" w:uiPriority="60"/>
-    <w:lsdException w:name="Light List Accent 3" w:uiPriority="61"/>
-    <w:lsdException w:name="Light Grid Accent 3" w:uiPriority="62"/>
-    <w:lsdException w:name="Medium Shading 1 Accent 3" w:uiPriority="63"/>
-    <w:lsdException w:name="Medium Shading 2 Accent 3" w:uiPriority="64"/>
-    <w:lsdException w:name="Medium List 1 Accent 3" w:uiPriority="65"/>
-    <w:lsdException w:name="Medium List 2 Accent 3" w:uiPriority="66"/>
-    <w:lsdException w:name="Medium Grid 1 Accent 3" w:uiPriority="67"/>
-    <w:lsdException w:name="Medium Grid 2 Accent 3" w:uiPriority="68"/>
-    <w:lsdException w:name="Medium Grid 3 Accent 3" w:uiPriority="69"/>
-    <w:lsdException w:name="Dark List Accent 3" w:uiPriority="70"/>
-    <w:lsdException w:name="Colorful Shading Accent 3" w:uiPriority="71"/>
-    <w:lsdException w:name="Colorful List Accent 3" w:uiPriority="72"/>
-    <w:lsdException w:name="Colorful Grid Accent 3" w:uiPriority="73"/>
-    <w:lsdException w:name="Light Shading Accent 4" w:uiPriority="60"/>
-    <w:lsdException w:name="Light List Accent 4" w:uiPriority="61"/>
-    <w:lsdException w:name="Light Grid Accent 4" w:uiPriority="62"/>
-    <w:lsdException w:name="Medium Shading 1 Accent 4" w:uiPriority="63"/>
-    <w:lsdException w:name="Medium Shading 2 Accent 4" w:uiPriority="64"/>
-    <w:lsdException w:name="Medium List 1 Accent 4" w:uiPriority="65"/>
-    <w:lsdException w:name="Medium List 2 Accent 4" w:uiPriority="66"/>
-    <w:lsdException w:name="Medium Grid 1 Accent 4" w:uiPriority="67"/>
-    <w:lsdException w:name="Medium Grid 2 Accent 4" w:uiPriority="68"/>
-    <w:lsdException w:name="Medium Grid 3 Accent 4" w:uiPriority="69"/>
-    <w:lsdException w:name="Dark List Accent 4" w:uiPriority="70"/>
-    <w:lsdException w:name="Colorful Shading Accent 4" w:uiPriority="71"/>
-    <w:lsdException w:name="Colorful List Accent 4" w:uiPriority="72"/>
-    <w:lsdException w:name="Colorful Grid Accent 4" w:uiPriority="73"/>
-    <w:lsdException w:name="Light Shading Accent 5" w:uiPriority="60"/>
-    <w:lsdException w:name="Light List Accent 5" w:uiPriority="61"/>
-    <w:lsdException w:name="Light Grid Accent 5" w:uiPriority="62"/>
-    <w:lsdException w:name="Medium Shading 1 Accent 5" w:uiPriority="63"/>
-    <w:lsdException w:name="Medium Shading 2 Accent 5" w:uiPriority="64"/>
-    <w:lsdException w:name="Medium List 1 Accent 5" w:uiPriority="65"/>
-    <w:lsdException w:name="Medium List 2 Accent 5" w:uiPriority="66"/>
-    <w:lsdException w:name="Medium Grid 1 Accent 5" w:uiPriority="67"/>
-    <w:lsdException w:name="Medium Grid 2 Accent 5" w:uiPriority="68"/>
-    <w:lsdException w:name="Medium Grid 3 Accent 5" w:uiPriority="69"/>
-    <w:lsdException w:name="Dark List Accent 5" w:uiPriority="70"/>
-    <w:lsdException w:name="Colorful Shading Accent 5" w:uiPriority="71"/>
-    <w:lsdException w:name="Colorful List Accent 5" w:uiPriority="72"/>
-    <w:lsdException w:name="Colorful Grid Accent 5" w:uiPriority="73"/>
-    <w:lsdException w:name="Light Shading Accent 6" w:uiPriority="60"/>
-    <w:lsdException w:name="Light List Accent 6" w:uiPriority="61"/>
-    <w:lsdException w:name="Light Grid Accent 6" w:uiPriority="62"/>
-    <w:lsdException w:name="Medium Shading 1 Accent 6" w:uiPriority="63"/>
-    <w:lsdException w:name="Medium Shading 2 Accent 6" w:uiPriority="64"/>
-    <w:lsdException w:name="Medium List 1 Accent 6" w:uiPriority="65"/>
-    <w:lsdException w:name="Medium List 2 Accent 6" w:uiPriority="66"/>
-    <w:lsdException w:name="Medium Grid 1 Accent 6" w:uiPriority="67"/>
-    <w:lsdException w:name="Medium Grid 2 Accent 6" w:uiPriority="68"/>
-    <w:lsdException w:name="Medium Grid 3 Accent 6" w:uiPriority="69"/>
-    <w:lsdException w:name="Dark List Accent 6" w:uiPriority="70"/>
-    <w:lsdException w:name="Colorful Shading Accent 6" w:uiPriority="71"/>
-    <w:lsdException w:name="Colorful List Accent 6" w:uiPriority="72"/>
-    <w:lsdException w:name="Colorful Grid Accent 6" w:uiPriority="73"/>
-    <w:lsdException w:name="Subtle Emphasis" w:uiPriority="19" w:qFormat="1"/>
-    <w:lsdException w:name="Intense Emphasis" w:uiPriority="21" w:qFormat="1"/>
-    <w:lsdException w:name="Subtle Reference" w:uiPriority="31" w:qFormat="1"/>
-    <w:lsdException w:name="Intense Reference" w:uiPriority="32" w:qFormat="1"/>
-    <w:lsdException w:name="Book Title" w:uiPriority="33" w:qFormat="1"/>
-    <w:lsdException w:name="Bibliography" w:semiHidden="1" w:uiPriority="37" w:unhideWhenUsed="1"/>
-    <w:lsdException w:name="TOC Heading" w:semiHidden="1" w:uiPriority="39" w:unhideWhenUsed="1" w:qFormat="1"/>
-    <w:lsdException w:name="Plain Table 1" w:uiPriority="41"/>
-    <w:lsdException w:name="Plain Table 2" w:uiPriority="42"/>
-    <w:lsdException w:name="Plain Table 3" w:uiPriority="43"/>
-    <w:lsdException w:name="Plain Table 4" w:uiPriority="44"/>
-    <w:lsdException w:name="Plain Table 5" w:uiPriority="45"/>
-    <w:lsdException w:name="Grid Table Light" w:uiPriority="40"/>
-    <w:lsdException w:name="Grid Table 1 Light" w:uiPriority="46"/>
-    <w:lsdException w:name="Grid Table 2" w:uiPriority="47"/>
-    <w:lsdException w:name="Grid Table 3" w:uiPriority="48"/>
-    <w:lsdException w:name="Grid Table 4" w:uiPriority="49"/>
-    <w:lsdException w:name="Grid Table 5 Dark" w:uiPriority="50"/>
-    <w:lsdException w:name="Grid Table 6 Colorful" w:uiPriority="51"/>
-    <w:lsdException w:name="Grid Table 7 Colorful" w:uiPriority="52"/>
-    <w:lsdException w:name="Grid Table 1 Light Accent 1" w:uiPriority="46"/>
-    <w:lsdException w:name="Grid Table 2 Accent 1" w:uiPriority="47"/>
-    <w:lsdException w:name="Grid Table 3 Accent 1" w:uiPriority="48"/>
-    <w:lsdException w:name="Grid Table 4 Accent 1" w:uiPriority="49"/>
-    <w:lsdException w:name="Grid Table 5 Dark Accent 1" w:uiPriority="50"/>
-    <w:lsdException w:name="Grid Table 6 Colorful Accent 1" w:uiPriority="51"/>
-    <w:lsdException w:name="Grid Table 7 Colorful Accent 1" w:uiPriority="52"/>
-    <w:lsdException w:name="Grid Table 1 Light Accent 2" w:uiPriority="46"/>
-    <w:lsdException w:name="Grid Table 2 Accent 2" w:uiPriority="47"/>
-    <w:lsdException w:name="Grid Table 3 Accent 2" w:uiPriority="48"/>
-    <w:lsdException w:name="Grid Table 4 Accent 2" w:uiPriority="49"/>
-    <w:lsdException w:name="Grid Table 5 Dark Accent 2" w:uiPriority="50"/>
-    <w:lsdException w:name="Grid Table 6 Colorful Accent 2" w:uiPriority="51"/>
-    <w:lsdException w:name="Grid Table 7 Colorful Accent 2" w:uiPriority="52"/>
-    <w:lsdException w:name="Grid Table 1 Light Accent 3" w:uiPriority="46"/>
-    <w:lsdException w:name="Grid Table 2 Accent 3" w:uiPriority="47"/>
-    <w:lsdException w:name="Grid Table 3 Accent 3" w:uiPriority="48"/>
-    <w:lsdException w:name="Grid Table 4 Accent 3" w:uiPriority="49"/>
-    <w:lsdException w:name="Grid Table 5 Dark Accent 3" w:uiPriority="50"/>
-    <w:lsdException w:name="Grid Table 6 Colorful Accent 3" w:uiPriority="51"/>
-    <w:lsdException w:name="Grid Table 7 Colorful Accent 3" w:uiPriority="52"/>
-    <w:lsdException w:name="Grid Table 1 Light Accent 4" w:uiPriority="46"/>
-    <w:lsdException w:name="Grid Table 2 Accent 4" w:uiPriority="47"/>
-    <w:lsdException w:name="Grid Table 3 Accent 4" w:uiPriority="48"/>
-    <w:lsdException w:name="Grid Table 4 Accent 4" w:uiPriority="49"/>
-    <w:lsdException w:name="Grid Table 5 Dark Accent 4" w:uiPriority="50"/>
-    <w:lsdException w:name="Grid Table 6 Colorful Accent 4" w:uiPriority="51"/>
-    <w:lsdException w:name="Grid Table 7 Colorful Accent 4" w:uiPriority="52"/>
-    <w:lsdException w:name="Grid Table 1 Light Accent 5" w:uiPriority="46"/>
-    <w:lsdException w:name="Grid Table 2 Accent 5" w:uiPriority="47"/>
-    <w:lsdException w:name="Grid Table 3 Accent 5" w:uiPriority="48"/>
-    <w:lsdException w:name="Grid Table 4 Accent 5" w:uiPriority="49"/>
-    <w:lsdException w:name="Grid Table 5 Dark Accent 5" w:uiPriority="50"/>
-    <w:lsdException w:name="Grid Table 6 Colorful Accent 5" w:uiPriority="51"/>
-    <w:lsdException w:name="Grid Table 7 Colorful Accent 5" w:uiPriority="52"/>
-    <w:lsdException w:name="Grid Table 1 Light Accent 6" w:uiPriority="46"/>
-    <w:lsdException w:name="Grid Table 2 Accent 6" w:uiPriority="47"/>
-    <w:lsdException w:name="Grid Table 3 Accent 6" w:uiPriority="48"/>
-    <w:lsdException w:name="Grid Table 4 Accent 6" w:uiPriority="49"/>
-    <w:lsdException w:name="Grid Table 5 Dark Accent 6" w:uiPriority="50"/>
-    <w:lsdException w:name="Grid Table 6 Colorful Accent 6" w:uiPriority="51"/>
-    <w:lsdException w:name="Grid Table 7 Colorful Accent 6" w:uiPriority="52"/>
-    <w:lsdException w:name="List Table 1 Light" w:uiPriority="46"/>
-    <w:lsdException w:name="List Table 2" w:uiPriority="47"/>
-    <w:lsdException w:name="List Table 3" w:uiPriority="48"/>
-    <w:lsdException w:name="List Table 4" w:uiPriority="49"/>
-    <w:lsdException w:name="List Table 5 Dark" w:uiPriority="50"/>
-    <w:lsdException w:name="List Table 6 Colorful" w:uiPriority="51"/>
-    <w:lsdException w:name="List Table 7 Colorful" w:uiPriority="52"/>
-    <w:lsdException w:name="List Table 1 Light Accent 1" w:uiPriority="46"/>
-    <w:lsdException w:name="List Table 2 Accent 1" w:uiPriority="47"/>
-    <w:lsdException w:name="List Table 3 Accent 1" w:uiPriority="48"/>
-    <w:lsdException w:name="List Table 4 Accent 1" w:uiPriority="49"/>
-    <w:lsdException w:name="List Table 5 Dark Accent 1" w:uiPriority="50"/>
-    <w:lsdException w:name="List Table 6 Colorful Accent 1" w:uiPriority="51"/>
-    <w:lsdException w:name="List Table 7 Colorful Accent 1" w:uiPriority="52"/>
-    <w:lsdException w:name="List Table 1 Light Accent 2" w:uiPriority="46"/>
-    <w:lsdException w:name="List Table 2 Accent 2" w:uiPriority="47"/>
-    <w:lsdException w:name="List Table 3 Accent 2" w:uiPriority="48"/>
-    <w:lsdException w:name="List Table 4 Accent 2" w:uiPriority="49"/>
-    <w:lsdException w:name="List Table 5 Dark Accent 2" w:uiPriority="50"/>
-    <w:lsdException w:name="List Table 6 Colorful Accent 2" w:uiPriority="51"/>
-    <w:lsdException w:name="List Table 7 Colorful Accent 2" w:uiPriority="52"/>
-    <w:lsdException w:name="List Table 1 Light Accent 3" w:uiPriority="46"/>
-    <w:lsdException w:name="List Table 2 Accent 3" w:uiPriority="47"/>
-    <w:lsdException w:name="List Table 3 Accent 3" w:uiPriority="48"/>
-    <w:lsdException w:name="List Table 4 Accent 3" w:uiPriority="49"/>
-    <w:lsdException w:name="List Table 5 Dark Accent 3" w:uiPriority="50"/>
-    <w:lsdException w:name="List Table 6 Colorful Accent 3" w:uiPriority="51"/>
-    <w:lsdException w:name="List Table 7 Colorful Accent 3" w:uiPriority="52"/>
-    <w:lsdException w:name="List Table 1 Light Accent 4" w:uiPriority="46"/>
-    <w:lsdException w:name="List Table 2 Accent 4" w:uiPriority="47"/>
-    <w:lsdException w:name="List Table 3 Accent 4" w:uiPriority="48"/>
-    <w:lsdException w:name="List Table 4 Accent 4" w:uiPriority="49"/>
-    <w:lsdException w:name="List Table 5 Dark Accent 4" w:uiPriority="50"/>
-    <w:lsdException w:name="List Table 6 Colorful Accent 4" w:uiPriority="51"/>
-    <w:lsdException w:name="List Table 7 Colorful Accent 4" w:uiPriority="52"/>
-    <w:lsdException w:name="List Table 1 Light Accent 5" w:uiPriority="46"/>
-    <w:lsdException w:name="List Table 2 Accent 5" w:uiPriority="47"/>
-    <w:lsdException w:name="List Table 3 Accent 5" w:uiPriority="48"/>
-    <w:lsdException w:name="List Table 4 Accent 5" w:uiPriority="49"/>
-    <w:lsdException w:name="List Table 5 Dark Accent 5" w:uiPriority="50"/>
-    <w:lsdException w:name="List Table 6 Colorful Accent 5" w:uiPriority="51"/>
-    <w:lsdException w:name="List Table 7 Colorful Accent 5" w:uiPriority="52"/>
-    <w:lsdException w:name="List Table 1 Light Accent 6" w:uiPriority="46"/>
-    <w:lsdException w:name="List Table 2 Accent 6" w:uiPriority="47"/>
-    <w:lsdException w:name="List Table 3 Accent 6" w:uiPriority="48"/>
-    <w:lsdException w:name="List Table 4 Accent 6" w:uiPriority="49"/>
-    <w:lsdException w:name="List Table 5 Dark Accent 6" w:uiPriority="50"/>
-    <w:lsdException w:name="List Table 6 Colorful Accent 6" w:uiPriority="51"/>
-    <w:lsdException w:name="List Table 7 Colorful Accent 6" w:uiPriority="52"/>
-    <w:lsdException w:name="Mention" w:semiHidden="1" w:unhideWhenUsed="1"/>
-    <w:lsdException w:name="Smart Hyperlink" w:semiHidden="1" w:unhideWhenUsed="1"/>
-    <w:lsdException w:name="Hashtag" w:semiHidden="1" w:unhideWhenUsed="1"/>
-    <w:lsdException w:name="Unresolved Mention" w:semiHidden="1" w:unhideWhenUsed="1"/>
-    <w:lsdException w:name="Smart Link" w:semiHidden="1" w:unhideWhenUsed="1"/>
+  <w:latentStyles w:defLockedState="0" w:defUIPriority="99" w:defSemiHidden="1" w:defUnhideWhenUsed="1" w:defQFormat="0" w:count="267">
+    <w:lsdException w:name="Normal" w:semiHidden="0" w:uiPriority="0" w:unhideWhenUsed="0" w:qFormat="1"/>
+    <w:lsdException w:name="heading 1" w:semiHidden="0" w:uiPriority="9" w:unhideWhenUsed="0" w:qFormat="1"/>
+    <w:lsdException w:name="heading 2" w:uiPriority="9" w:qFormat="1"/>
+    <w:lsdException w:name="heading 3" w:uiPriority="9" w:qFormat="1"/>
+    <w:lsdException w:name="heading 4" w:uiPriority="9" w:qFormat="1"/>
+    <w:lsdException w:name="heading 5" w:uiPriority="9" w:qFormat="1"/>
+    <w:lsdException w:name="heading 6" w:uiPriority="9" w:qFormat="1"/>
+    <w:lsdException w:name="heading 7" w:uiPriority="9" w:qFormat="1"/>
+    <w:lsdException w:name="heading 8" w:uiPriority="9" w:qFormat="1"/>
+    <w:lsdException w:name="heading 9" w:uiPriority="9" w:qFormat="1"/>
+    <w:lsdException w:name="toc 1" w:uiPriority="39"/>
+    <w:lsdException w:name="toc 2" w:uiPriority="39"/>
+    <w:lsdException w:name="toc 3" w:uiPriority="39"/>
+    <w:lsdException w:name="toc 4" w:uiPriority="39"/>
+    <w:lsdException w:name="toc 5" w:uiPriority="39"/>
+    <w:lsdException w:name="toc 6" w:uiPriority="39"/>
+    <w:lsdException w:name="toc 7" w:uiPriority="39"/>
+    <w:lsdException w:name="toc 8" w:uiPriority="39"/>
+    <w:lsdException w:name="toc 9" w:uiPriority="39"/>
+    <w:lsdException w:name="caption" w:uiPriority="35" w:qFormat="1"/>
+    <w:lsdException w:name="annotation reference" w:uiPriority="0"/>
+    <w:lsdException w:name="Title" w:semiHidden="0" w:uiPriority="10" w:unhideWhenUsed="0" w:qFormat="1"/>
+    <w:lsdException w:name="Default Paragraph Font" w:uiPriority="1"/>
+    <w:lsdException w:name="Subtitle" w:semiHidden="0" w:uiPriority="0" w:unhideWhenUsed="0" w:qFormat="1"/>
+    <w:lsdException w:name="Strong" w:semiHidden="0" w:uiPriority="22" w:unhideWhenUsed="0" w:qFormat="1"/>
+    <w:lsdException w:name="Emphasis" w:semiHidden="0" w:uiPriority="20" w:unhideWhenUsed="0" w:qFormat="1"/>
+    <w:lsdException w:name="Table Grid" w:semiHidden="0" w:uiPriority="39" w:unhideWhenUsed="0"/>
+    <w:lsdException w:name="Placeholder Text" w:unhideWhenUsed="0"/>
+    <w:lsdException w:name="No Spacing" w:semiHidden="0" w:uiPriority="1" w:unhideWhenUsed="0" w:qFormat="1"/>
+    <w:lsdException w:name="Light Shading" w:semiHidden="0" w:uiPriority="60" w:unhideWhenUsed="0"/>
+    <w:lsdException w:name="Light List" w:semiHidden="0" w:uiPriority="61" w:unhideWhenUsed="0"/>
+    <w:lsdException w:name="Light Grid" w:semiHidden="0" w:uiPriority="62" w:unhideWhenUsed="0"/>
+    <w:lsdException w:name="Medium Shading 1" w:semiHidden="0" w:uiPriority="63" w:unhideWhenUsed="0"/>
+    <w:lsdException w:name="Medium Shading 2" w:semiHidden="0" w:uiPriority="64" w:unhideWhenUsed="0"/>
+    <w:lsdException w:name="Medium List 1" w:semiHidden="0" w:uiPriority="65" w:unhideWhenUsed="0"/>
+    <w:lsdException w:name="Medium List 2" w:semiHidden="0" w:uiPriority="66" w:unhideWhenUsed="0"/>
+    <w:lsdException w:name="Medium Grid 1" w:semiHidden="0" w:uiPriority="67" w:unhideWhenUsed="0"/>
+    <w:lsdException w:name="Medium Grid 2" w:semiHidden="0" w:uiPriority="68" w:unhideWhenUsed="0"/>
+    <w:lsdException w:name="Medium Grid 3" w:semiHidden="0" w:uiPriority="69" w:unhideWhenUsed="0"/>
+    <w:lsdException w:name="Dark List" w:semiHidden="0" w:uiPriority="70" w:unhideWhenUsed="0"/>
+    <w:lsdException w:name="Colorful Shading" w:semiHidden="0" w:uiPriority="71" w:unhideWhenUsed="0"/>
+    <w:lsdException w:name="Colorful List" w:semiHidden="0" w:uiPriority="72" w:unhideWhenUsed="0"/>
+    <w:lsdException w:name="Colorful Grid" w:semiHidden="0" w:uiPriority="73" w:unhideWhenUsed="0"/>
+    <w:lsdException w:name="Light Shading Accent 1" w:semiHidden="0" w:uiPriority="60" w:unhideWhenUsed="0"/>
+    <w:lsdException w:name="Light List Accent 1" w:semiHidden="0" w:uiPriority="61" w:unhideWhenUsed="0"/>
+    <w:lsdException w:name="Light Grid Accent 1" w:semiHidden="0" w:uiPriority="62" w:unhideWhenUsed="0"/>
+    <w:lsdException w:name="Medium Shading 1 Accent 1" w:semiHidden="0" w:uiPriority="63" w:unhideWhenUsed="0"/>
+    <w:lsdException w:name="Medium Shading 2 Accent 1" w:semiHidden="0" w:uiPriority="64" w:unhideWhenUsed="0"/>
+    <w:lsdException w:name="Medium List 1 Accent 1" w:semiHidden="0" w:uiPriority="65" w:unhideWhenUsed="0"/>
+    <w:lsdException w:name="Revision" w:unhideWhenUsed="0"/>
+    <w:lsdException w:name="List Paragraph" w:semiHidden="0" w:uiPriority="34" w:unhideWhenUsed="0" w:qFormat="1"/>
+    <w:lsdException w:name="Quote" w:semiHidden="0" w:uiPriority="29" w:unhideWhenUsed="0" w:qFormat="1"/>
+    <w:lsdException w:name="Intense Quote" w:semiHidden="0" w:uiPriority="30" w:unhideWhenUsed="0" w:qFormat="1"/>
+    <w:lsdException w:name="Medium List 2 Accent 1" w:semiHidden="0" w:uiPriority="66" w:unhideWhenUsed="0"/>
+    <w:lsdException w:name="Medium Grid 1 Accent 1" w:semiHidden="0" w:uiPriority="67" w:unhideWhenUsed="0"/>
+    <w:lsdException w:name="Medium Grid 2 Accent 1" w:semiHidden="0" w:uiPriority="68" w:unhideWhenUsed="0"/>
+    <w:lsdException w:name="Medium Grid 3 Accent 1" w:semiHidden="0" w:uiPriority="69" w:unhideWhenUsed="0"/>
+    <w:lsdException w:name="Dark List Accent 1" w:semiHidden="0" w:uiPriority="70" w:unhideWhenUsed="0"/>
+    <w:lsdException w:name="Colorful Shading Accent 1" w:semiHidden="0" w:uiPriority="71" w:unhideWhenUsed="0"/>
+    <w:lsdException w:name="Colorful List Accent 1" w:semiHidden="0" w:uiPriority="72" w:unhideWhenUsed="0"/>
+    <w:lsdException w:name="Colorful Grid Accent 1" w:semiHidden="0" w:uiPriority="73" w:unhideWhenUsed="0"/>
+    <w:lsdException w:name="Light Shading Accent 2" w:semiHidden="0" w:uiPriority="60" w:unhideWhenUsed="0"/>
+    <w:lsdException w:name="Light List Accent 2" w:semiHidden="0" w:uiPriority="61" w:unhideWhenUsed="0"/>
+    <w:lsdException w:name="Light Grid Accent 2" w:semiHidden="0" w:uiPriority="62" w:unhideWhenUsed="0"/>
+    <w:lsdException w:name="Medium Shading 1 Accent 2" w:semiHidden="0" w:uiPriority="63" w:unhideWhenUsed="0"/>
+    <w:lsdException w:name="Medium Shading 2 Accent 2" w:semiHidden="0" w:uiPriority="64" w:unhideWhenUsed="0"/>
+    <w:lsdException w:name="Medium List 1 Accent 2" w:semiHidden="0" w:uiPriority="65" w:unhideWhenUsed="0"/>
+    <w:lsdException w:name="Medium List 2 Accent 2" w:semiHidden="0" w:uiPriority="66" w:unhideWhenUsed="0"/>
+    <w:lsdException w:name="Medium Grid 1 Accent 2" w:semiHidden="0" w:uiPriority="67" w:unhideWhenUsed="0"/>
+    <w:lsdException w:name="Medium Grid 2 Accent 2" w:semiHidden="0" w:uiPriority="68" w:unhideWhenUsed="0"/>
+    <w:lsdException w:name="Medium Grid 3 Accent 2" w:semiHidden="0" w:uiPriority="69" w:unhideWhenUsed="0"/>
+    <w:lsdException w:name="Dark List Accent 2" w:semiHidden="0" w:uiPriority="70" w:unhideWhenUsed="0"/>
+    <w:lsdException w:name="Colorful Shading Accent 2" w:semiHidden="0" w:uiPriority="71" w:unhideWhenUsed="0"/>
+    <w:lsdException w:name="Colorful List Accent 2" w:semiHidden="0" w:uiPriority="72" w:unhideWhenUsed="0"/>
+    <w:lsdException w:name="Colorful Grid Accent 2" w:semiHidden="0" w:uiPriority="73" w:unhideWhenUsed="0"/>
+    <w:lsdException w:name="Light Shading Accent 3" w:semiHidden="0" w:uiPriority="60" w:unhideWhenUsed="0"/>
+    <w:lsdException w:name="Light List Accent 3" w:semiHidden="0" w:uiPriority="61" w:unhideWhenUsed="0"/>
+    <w:lsdException w:name="Light Grid Accent 3" w:semiHidden="0" w:uiPriority="62" w:unhideWhenUsed="0"/>
+    <w:lsdException w:name="Medium Shading 1 Accent 3" w:semiHidden="0" w:uiPriority="63" w:unhideWhenUsed="0"/>
+    <w:lsdException w:name="Medium Shading 2 Accent 3" w:semiHidden="0" w:uiPriority="64" w:unhideWhenUsed="0"/>
+    <w:lsdException w:name="Medium List 1 Accent 3" w:semiHidden="0" w:uiPriority="65" w:unhideWhenUsed="0"/>
+    <w:lsdException w:name="Medium List 2 Accent 3" w:semiHidden="0" w:uiPriority="66" w:unhideWhenUsed="0"/>
+    <w:lsdException w:name="Medium Grid 1 Accent 3" w:semiHidden="0" w:uiPriority="67" w:unhideWhenUsed="0"/>
+    <w:lsdException w:name="Medium Grid 2 Accent 3" w:semiHidden="0" w:uiPriority="68" w:unhideWhenUsed="0"/>
+    <w:lsdException w:name="Medium Grid 3 Accent 3" w:semiHidden="0" w:uiPriority="69" w:unhideWhenUsed="0"/>
+    <w:lsdException w:name="Dark List Accent 3" w:semiHidden="0" w:uiPriority="70" w:unhideWhenUsed="0"/>
+    <w:lsdException w:name="Colorful Shading Accent 3" w:semiHidden="0" w:uiPriority="71" w:unhideWhenUsed="0"/>
+    <w:lsdException w:name="Colorful List Accent 3" w:semiHidden="0" w:uiPriority="72" w:unhideWhenUsed="0"/>
+    <w:lsdException w:name="Colorful Grid Accent 3" w:semiHidden="0" w:uiPriority="73" w:unhideWhenUsed="0"/>
+    <w:lsdException w:name="Light Shading Accent 4" w:semiHidden="0" w:uiPriority="60" w:unhideWhenUsed="0"/>
+    <w:lsdException w:name="Light List Accent 4" w:semiHidden="0" w:uiPriority="61" w:unhideWhenUsed="0"/>
+    <w:lsdException w:name="Light Grid Accent 4" w:semiHidden="0" w:uiPriority="62" w:unhideWhenUsed="0"/>
+    <w:lsdException w:name="Medium Shading 1 Accent 4" w:semiHidden="0" w:uiPriority="63" w:unhideWhenUsed="0"/>
+    <w:lsdException w:name="Medium Shading 2 Accent 4" w:semiHidden="0" w:uiPriority="64" w:unhideWhenUsed="0"/>
+    <w:lsdException w:name="Medium List 1 Accent 4" w:semiHidden="0" w:uiPriority="65" w:unhideWhenUsed="0"/>
+    <w:lsdException w:name="Medium List 2 Accent 4" w:semiHidden="0" w:uiPriority="66" w:unhideWhenUsed="0"/>
+    <w:lsdException w:name="Medium Grid 1 Accent 4" w:semiHidden="0" w:uiPriority="67" w:unhideWhenUsed="0"/>
+    <w:lsdException w:name="Medium Grid 2 Accent 4" w:semiHidden="0" w:uiPriority="68" w:unhideWhenUsed="0"/>
+    <w:lsdException w:name="Medium Grid 3 Accent 4" w:semiHidden="0" w:uiPriority="69" w:unhideWhenUsed="0"/>
+    <w:lsdException w:name="Dark List Accent 4" w:semiHidden="0" w:uiPriority="70" w:unhideWhenUsed="0"/>
+    <w:lsdException w:name="Colorful Shading Accent 4" w:semiHidden="0" w:uiPriority="71" w:unhideWhenUsed="0"/>
+    <w:lsdException w:name="Colorful List Accent 4" w:semiHidden="0" w:uiPriority="72" w:unhideWhenUsed="0"/>
+    <w:lsdException w:name="Colorful Grid Accent 4" w:semiHidden="0" w:uiPriority="73" w:unhideWhenUsed="0"/>
+    <w:lsdException w:name="Light Shading Accent 5" w:semiHidden="0" w:uiPriority="60" w:unhideWhenUsed="0"/>
+    <w:lsdException w:name="Light List Accent 5" w:semiHidden="0" w:uiPriority="61" w:unhideWhenUsed="0"/>
+    <w:lsdException w:name="Light Grid Accent 5" w:semiHidden="0" w:uiPriority="62" w:unhideWhenUsed="0"/>
+    <w:lsdException w:name="Medium Shading 1 Accent 5" w:semiHidden="0" w:uiPriority="63" w:unhideWhenUsed="0"/>
+    <w:lsdException w:name="Medium Shading 2 Accent 5" w:semiHidden="0" w:uiPriority="64" w:unhideWhenUsed="0"/>
+    <w:lsdException w:name="Medium List 1 Accent 5" w:semiHidden="0" w:uiPriority="65" w:unhideWhenUsed="0"/>
+    <w:lsdException w:name="Medium List 2 Accent 5" w:semiHidden="0" w:uiPriority="66" w:unhideWhenUsed="0"/>
+    <w:lsdException w:name="Medium Grid 1 Accent 5" w:semiHidden="0" w:uiPriority="67" w:unhideWhenUsed="0"/>
+    <w:lsdException w:name="Medium Grid 2 Accent 5" w:semiHidden="0" w:uiPriority="68" w:unhideWhenUsed="0"/>
+    <w:lsdException w:name="Medium Grid 3 Accent 5" w:semiHidden="0" w:uiPriority="69" w:unhideWhenUsed="0"/>
+    <w:lsdException w:name="Dark List Accent 5" w:semiHidden="0" w:uiPriority="70" w:unhideWhenUsed="0"/>
+    <w:lsdException w:name="Colorful Shading Accent 5" w:semiHidden="0" w:uiPriority="71" w:unhideWhenUsed="0"/>
+    <w:lsdException w:name="Colorful List Accent 5" w:semiHidden="0" w:uiPriority="72" w:unhideWhenUsed="0"/>
+    <w:lsdException w:name="Colorful Grid Accent 5" w:semiHidden="0" w:uiPriority="73" w:unhideWhenUsed="0"/>
+    <w:lsdException w:name="Light Shading Accent 6" w:semiHidden="0" w:uiPriority="60" w:unhideWhenUsed="0"/>
+    <w:lsdException w:name="Light List Accent 6" w:semiHidden="0" w:uiPriority="61" w:unhideWhenUsed="0"/>
+    <w:lsdException w:name="Light Grid Accent 6" w:semiHidden="0" w:uiPriority="62" w:unhideWhenUsed="0"/>
+    <w:lsdException w:name="Medium Shading 1 Accent 6" w:semiHidden="0" w:uiPriority="63" w:unhideWhenUsed="0"/>
+    <w:lsdException w:name="Medium Shading 2 Accent 6" w:semiHidden="0" w:uiPriority="64" w:unhideWhenUsed="0"/>
+    <w:lsdException w:name="Medium List 1 Accent 6" w:semiHidden="0" w:uiPriority="65" w:unhideWhenUsed="0"/>
+    <w:lsdException w:name="Medium List 2 Accent 6" w:semiHidden="0" w:uiPriority="66" w:unhideWhenUsed="0"/>
+    <w:lsdException w:name="Medium Grid 1 Accent 6" w:semiHidden="0" w:uiPriority="67" w:unhideWhenUsed="0"/>
+    <w:lsdException w:name="Medium Grid 2 Accent 6" w:semiHidden="0" w:uiPriority="68" w:unhideWhenUsed="0"/>
+    <w:lsdException w:name="Medium Grid 3 Accent 6" w:semiHidden="0" w:uiPriority="69" w:unhideWhenUsed="0"/>
+    <w:lsdException w:name="Dark List Accent 6" w:semiHidden="0" w:uiPriority="70" w:unhideWhenUsed="0"/>
+    <w:lsdException w:name="Colorful Shading Accent 6" w:semiHidden="0" w:uiPriority="71" w:unhideWhenUsed="0"/>
+    <w:lsdException w:name="Colorful List Accent 6" w:semiHidden="0" w:uiPriority="72" w:unhideWhenUsed="0"/>
+    <w:lsdException w:name="Colorful Grid Accent 6" w:semiHidden="0" w:uiPriority="73" w:unhideWhenUsed="0"/>
+    <w:lsdException w:name="Subtle Emphasis" w:semiHidden="0" w:uiPriority="19" w:unhideWhenUsed="0" w:qFormat="1"/>
+    <w:lsdException w:name="Intense Emphasis" w:semiHidden="0" w:uiPriority="21" w:unhideWhenUsed="0" w:qFormat="1"/>
+    <w:lsdException w:name="Subtle Reference" w:semiHidden="0" w:uiPriority="31" w:unhideWhenUsed="0" w:qFormat="1"/>
+    <w:lsdException w:name="Intense Reference" w:semiHidden="0" w:uiPriority="32" w:unhideWhenUsed="0" w:qFormat="1"/>
+    <w:lsdException w:name="Book Title" w:semiHidden="0" w:uiPriority="33" w:unhideWhenUsed="0" w:qFormat="1"/>
+    <w:lsdException w:name="Bibliography" w:uiPriority="37"/>
+    <w:lsdException w:name="TOC Heading" w:uiPriority="39" w:qFormat="1"/>
   </w:latentStyles>
   <w:style w:type="paragraph" w:default="1" w:styleId="a">
     <w:name w:val="Normal"/>
@@ -11413,7 +11284,946 @@
     </w:rPr>
   </w:style>
   <w:style w:type="character" w:customStyle="1" w:styleId="a7">
-    <w:name w:val="Заголовок Знак"/>
+    <w:name w:val="Название Знак"/>
+    <w:basedOn w:val="a0"/>
+    <w:link w:val="a4"/>
+    <w:uiPriority w:val="10"/>
+    <w:rsid w:val="00493453"/>
+    <w:rPr>
+      <w:rFonts w:asciiTheme="majorHAnsi" w:eastAsiaTheme="majorEastAsia" w:hAnsiTheme="majorHAnsi" w:cstheme="majorBidi"/>
+      <w:spacing w:val="-10"/>
+      <w:kern w:val="28"/>
+      <w:sz w:val="56"/>
+      <w:szCs w:val="56"/>
+    </w:rPr>
+  </w:style>
+  <w:style w:type="paragraph" w:styleId="a5">
+    <w:name w:val="Body Text"/>
+    <w:basedOn w:val="a"/>
+    <w:link w:val="a8"/>
+    <w:uiPriority w:val="99"/>
+    <w:semiHidden/>
+    <w:unhideWhenUsed/>
+    <w:rsid w:val="00493453"/>
+    <w:pPr>
+      <w:spacing w:after="120"/>
+    </w:pPr>
+  </w:style>
+  <w:style w:type="character" w:customStyle="1" w:styleId="a8">
+    <w:name w:val="Основной текст Знак"/>
+    <w:basedOn w:val="a0"/>
+    <w:link w:val="a5"/>
+    <w:uiPriority w:val="99"/>
+    <w:semiHidden/>
+    <w:rsid w:val="00493453"/>
+  </w:style>
+  <w:style w:type="paragraph" w:customStyle="1" w:styleId="asd">
+    <w:name w:val="asd_раздел договора"/>
+    <w:basedOn w:val="a"/>
+    <w:next w:val="asd3"/>
+    <w:qFormat/>
+    <w:rsid w:val="006D27FB"/>
+    <w:pPr>
+      <w:keepNext/>
+      <w:keepLines/>
+      <w:numPr>
+        <w:numId w:val="10"/>
+      </w:numPr>
+      <w:tabs>
+        <w:tab w:val="left" w:pos="851"/>
+      </w:tabs>
+      <w:spacing w:before="240" w:after="120"/>
+      <w:outlineLvl w:val="0"/>
+    </w:pPr>
+    <w:rPr>
+      <w:b/>
+      <w:bCs/>
+      <w:lang w:eastAsia="ru-RU"/>
+    </w:rPr>
+  </w:style>
+  <w:style w:type="paragraph" w:customStyle="1" w:styleId="asd3">
+    <w:name w:val="asd_пункт договора"/>
+    <w:basedOn w:val="asd"/>
+    <w:autoRedefine/>
+    <w:rsid w:val="00D10EAA"/>
+    <w:pPr>
+      <w:numPr>
+        <w:numId w:val="0"/>
+      </w:numPr>
+      <w:tabs>
+        <w:tab w:val="num" w:pos="340"/>
+      </w:tabs>
+      <w:spacing w:before="60"/>
+      <w:ind w:left="340" w:firstLine="142"/>
+      <w:jc w:val="left"/>
+    </w:pPr>
+    <w:rPr>
+      <w:b w:val="0"/>
+      <w:bCs w:val="0"/>
+    </w:rPr>
+  </w:style>
+  <w:style w:type="paragraph" w:customStyle="1" w:styleId="asd1">
+    <w:name w:val="asd_подпункт договора"/>
+    <w:basedOn w:val="asd3"/>
+    <w:qFormat/>
+    <w:rsid w:val="006D27FB"/>
+    <w:pPr>
+      <w:numPr>
+        <w:ilvl w:val="2"/>
+        <w:numId w:val="10"/>
+      </w:numPr>
+      <w:tabs>
+        <w:tab w:val="num" w:pos="340"/>
+        <w:tab w:val="left" w:pos="454"/>
+        <w:tab w:val="left" w:pos="737"/>
+        <w:tab w:val="left" w:pos="1021"/>
+      </w:tabs>
+      <w:spacing w:before="0" w:after="0"/>
+      <w:ind w:left="505" w:hanging="505"/>
+      <w:outlineLvl w:val="2"/>
+    </w:pPr>
+  </w:style>
+  <w:style w:type="numbering" w:customStyle="1" w:styleId="asd2">
+    <w:name w:val="asd_договорнспс"/>
+    <w:uiPriority w:val="99"/>
+    <w:rsid w:val="00681FFB"/>
+    <w:pPr>
+      <w:numPr>
+        <w:numId w:val="3"/>
+      </w:numPr>
+    </w:pPr>
+  </w:style>
+  <w:style w:type="paragraph" w:styleId="a9">
+    <w:name w:val="header"/>
+    <w:basedOn w:val="a"/>
+    <w:link w:val="aa"/>
+    <w:uiPriority w:val="99"/>
+    <w:unhideWhenUsed/>
+    <w:rsid w:val="00394B72"/>
+    <w:pPr>
+      <w:tabs>
+        <w:tab w:val="center" w:pos="4677"/>
+        <w:tab w:val="right" w:pos="9355"/>
+      </w:tabs>
+    </w:pPr>
+  </w:style>
+  <w:style w:type="character" w:customStyle="1" w:styleId="aa">
+    <w:name w:val="Верхний колонтитул Знак"/>
+    <w:basedOn w:val="a0"/>
+    <w:link w:val="a9"/>
+    <w:uiPriority w:val="99"/>
+    <w:rsid w:val="00394B72"/>
+    <w:rPr>
+      <w:rFonts w:ascii="Times New Roman" w:eastAsia="Times New Roman" w:hAnsi="Times New Roman" w:cs="Times New Roman"/>
+      <w:sz w:val="24"/>
+      <w:szCs w:val="24"/>
+      <w:lang w:eastAsia="ar-SA"/>
+    </w:rPr>
+  </w:style>
+  <w:style w:type="paragraph" w:styleId="ab">
+    <w:name w:val="footer"/>
+    <w:basedOn w:val="a"/>
+    <w:link w:val="ac"/>
+    <w:uiPriority w:val="99"/>
+    <w:unhideWhenUsed/>
+    <w:rsid w:val="00394B72"/>
+    <w:pPr>
+      <w:tabs>
+        <w:tab w:val="center" w:pos="4677"/>
+        <w:tab w:val="right" w:pos="9355"/>
+      </w:tabs>
+    </w:pPr>
+  </w:style>
+  <w:style w:type="character" w:customStyle="1" w:styleId="ac">
+    <w:name w:val="Нижний колонтитул Знак"/>
+    <w:basedOn w:val="a0"/>
+    <w:link w:val="ab"/>
+    <w:uiPriority w:val="99"/>
+    <w:rsid w:val="00394B72"/>
+    <w:rPr>
+      <w:rFonts w:ascii="Times New Roman" w:eastAsia="Times New Roman" w:hAnsi="Times New Roman" w:cs="Times New Roman"/>
+      <w:sz w:val="24"/>
+      <w:szCs w:val="24"/>
+      <w:lang w:eastAsia="ar-SA"/>
+    </w:rPr>
+  </w:style>
+  <w:style w:type="paragraph" w:customStyle="1" w:styleId="ad">
+    <w:name w:val="плкт_Заголовок"/>
+    <w:basedOn w:val="1"/>
+    <w:link w:val="ae"/>
+    <w:qFormat/>
+    <w:rsid w:val="00004532"/>
+    <w:pPr>
+      <w:keepNext w:val="0"/>
+      <w:keepLines w:val="0"/>
+      <w:spacing w:before="100" w:beforeAutospacing="1" w:after="100" w:afterAutospacing="1" w:line="360" w:lineRule="auto"/>
+      <w:ind w:firstLine="0"/>
+      <w:jc w:val="left"/>
+    </w:pPr>
+    <w:rPr>
+      <w:rFonts w:ascii="Arial" w:eastAsia="Times New Roman" w:hAnsi="Arial" w:cs="Times New Roman"/>
+      <w:color w:val="auto"/>
+      <w:spacing w:val="-10"/>
+      <w:kern w:val="36"/>
+      <w:lang w:eastAsia="ru-RU"/>
+    </w:rPr>
+  </w:style>
+  <w:style w:type="character" w:customStyle="1" w:styleId="ae">
+    <w:name w:val="плкт_Заголовок Знак"/>
+    <w:basedOn w:val="a7"/>
+    <w:link w:val="ad"/>
+    <w:rsid w:val="00004532"/>
+    <w:rPr>
+      <w:rFonts w:ascii="Arial" w:eastAsia="Times New Roman" w:hAnsi="Arial" w:cs="Times New Roman"/>
+      <w:spacing w:val="-10"/>
+      <w:kern w:val="36"/>
+      <w:sz w:val="32"/>
+      <w:szCs w:val="32"/>
+      <w:lang w:eastAsia="ru-RU"/>
+    </w:rPr>
+  </w:style>
+  <w:style w:type="character" w:customStyle="1" w:styleId="10">
+    <w:name w:val="Заголовок 1 Знак"/>
+    <w:basedOn w:val="a0"/>
+    <w:link w:val="1"/>
+    <w:uiPriority w:val="9"/>
+    <w:rsid w:val="00004532"/>
+    <w:rPr>
+      <w:rFonts w:asciiTheme="majorHAnsi" w:eastAsiaTheme="majorEastAsia" w:hAnsiTheme="majorHAnsi" w:cstheme="majorBidi"/>
+      <w:color w:val="2E74B5" w:themeColor="accent1" w:themeShade="BF"/>
+      <w:sz w:val="32"/>
+      <w:szCs w:val="32"/>
+      <w:lang w:eastAsia="ar-SA"/>
+    </w:rPr>
+  </w:style>
+  <w:style w:type="paragraph" w:customStyle="1" w:styleId="01">
+    <w:name w:val="плктЗаголовок01"/>
+    <w:basedOn w:val="2"/>
+    <w:next w:val="2"/>
+    <w:link w:val="010"/>
+    <w:qFormat/>
+    <w:rsid w:val="00004532"/>
+    <w:pPr>
+      <w:numPr>
+        <w:numId w:val="2"/>
+      </w:numPr>
+      <w:ind w:left="720"/>
+      <w:jc w:val="left"/>
+    </w:pPr>
+    <w:rPr>
+      <w:rFonts w:ascii="Arial" w:hAnsi="Arial"/>
+      <w:b/>
+      <w:sz w:val="24"/>
+      <w:lang w:eastAsia="en-US"/>
+    </w:rPr>
+  </w:style>
+  <w:style w:type="character" w:customStyle="1" w:styleId="010">
+    <w:name w:val="плктЗаголовок01 Знак"/>
+    <w:basedOn w:val="a0"/>
+    <w:link w:val="01"/>
+    <w:rsid w:val="00004532"/>
+    <w:rPr>
+      <w:rFonts w:ascii="Arial" w:eastAsiaTheme="majorEastAsia" w:hAnsi="Arial" w:cstheme="majorBidi"/>
+      <w:b/>
+      <w:color w:val="2E74B5" w:themeColor="accent1" w:themeShade="BF"/>
+      <w:sz w:val="24"/>
+      <w:szCs w:val="26"/>
+    </w:rPr>
+  </w:style>
+  <w:style w:type="character" w:customStyle="1" w:styleId="20">
+    <w:name w:val="Заголовок 2 Знак"/>
+    <w:basedOn w:val="a0"/>
+    <w:link w:val="2"/>
+    <w:uiPriority w:val="9"/>
+    <w:semiHidden/>
+    <w:rsid w:val="00004532"/>
+    <w:rPr>
+      <w:rFonts w:asciiTheme="majorHAnsi" w:eastAsiaTheme="majorEastAsia" w:hAnsiTheme="majorHAnsi" w:cstheme="majorBidi"/>
+      <w:color w:val="2E74B5" w:themeColor="accent1" w:themeShade="BF"/>
+      <w:sz w:val="26"/>
+      <w:szCs w:val="26"/>
+      <w:lang w:eastAsia="ar-SA"/>
+    </w:rPr>
+  </w:style>
+  <w:style w:type="paragraph" w:customStyle="1" w:styleId="02">
+    <w:name w:val="плктЗаголовок02"/>
+    <w:basedOn w:val="3"/>
+    <w:link w:val="020"/>
+    <w:qFormat/>
+    <w:rsid w:val="00004532"/>
+    <w:pPr>
+      <w:spacing w:line="259" w:lineRule="auto"/>
+      <w:ind w:left="714" w:hanging="357"/>
+      <w:jc w:val="left"/>
+    </w:pPr>
+    <w:rPr>
+      <w:b/>
+      <w:lang w:eastAsia="en-US"/>
+    </w:rPr>
+  </w:style>
+  <w:style w:type="character" w:customStyle="1" w:styleId="020">
+    <w:name w:val="плктЗаголовок02 Знак"/>
+    <w:basedOn w:val="010"/>
+    <w:link w:val="02"/>
+    <w:rsid w:val="00004532"/>
+    <w:rPr>
+      <w:rFonts w:asciiTheme="majorHAnsi" w:eastAsiaTheme="majorEastAsia" w:hAnsiTheme="majorHAnsi" w:cstheme="majorBidi"/>
+      <w:b/>
+      <w:color w:val="1F4D78" w:themeColor="accent1" w:themeShade="7F"/>
+      <w:sz w:val="24"/>
+      <w:szCs w:val="24"/>
+    </w:rPr>
+  </w:style>
+  <w:style w:type="character" w:customStyle="1" w:styleId="30">
+    <w:name w:val="Заголовок 3 Знак"/>
+    <w:basedOn w:val="a0"/>
+    <w:link w:val="3"/>
+    <w:uiPriority w:val="9"/>
+    <w:semiHidden/>
+    <w:rsid w:val="00004532"/>
+    <w:rPr>
+      <w:rFonts w:asciiTheme="majorHAnsi" w:eastAsiaTheme="majorEastAsia" w:hAnsiTheme="majorHAnsi" w:cstheme="majorBidi"/>
+      <w:color w:val="1F4D78" w:themeColor="accent1" w:themeShade="7F"/>
+      <w:sz w:val="24"/>
+      <w:szCs w:val="24"/>
+      <w:lang w:eastAsia="ar-SA"/>
+    </w:rPr>
+  </w:style>
+  <w:style w:type="table" w:styleId="af">
+    <w:name w:val="Table Grid"/>
+    <w:basedOn w:val="a1"/>
+    <w:uiPriority w:val="39"/>
+    <w:rsid w:val="00030950"/>
+    <w:pPr>
+      <w:spacing w:after="0" w:line="240" w:lineRule="auto"/>
+    </w:pPr>
+    <w:tblPr>
+      <w:tblBorders>
+        <w:top w:val="single" w:sz="4" w:space="0" w:color="auto"/>
+        <w:left w:val="single" w:sz="4" w:space="0" w:color="auto"/>
+        <w:bottom w:val="single" w:sz="4" w:space="0" w:color="auto"/>
+        <w:right w:val="single" w:sz="4" w:space="0" w:color="auto"/>
+        <w:insideH w:val="single" w:sz="4" w:space="0" w:color="auto"/>
+        <w:insideV w:val="single" w:sz="4" w:space="0" w:color="auto"/>
+      </w:tblBorders>
+    </w:tblPr>
+  </w:style>
+  <w:style w:type="paragraph" w:customStyle="1" w:styleId="21">
+    <w:name w:val="Обычный2"/>
+    <w:rsid w:val="00030950"/>
+    <w:pPr>
+      <w:spacing w:after="0" w:line="240" w:lineRule="auto"/>
+    </w:pPr>
+    <w:rPr>
+      <w:rFonts w:ascii="Times New Roman" w:eastAsia="ヒラギノ角ゴ Pro W3" w:hAnsi="Times New Roman" w:cs="Times New Roman"/>
+      <w:color w:val="000000"/>
+      <w:sz w:val="24"/>
+      <w:szCs w:val="20"/>
+      <w:lang w:eastAsia="ru-RU"/>
+    </w:rPr>
+  </w:style>
+  <w:style w:type="paragraph" w:customStyle="1" w:styleId="11">
+    <w:name w:val="Обычный1"/>
+    <w:autoRedefine/>
+    <w:rsid w:val="00030950"/>
+    <w:pPr>
+      <w:tabs>
+        <w:tab w:val="left" w:pos="-31680"/>
+        <w:tab w:val="left" w:pos="-31552"/>
+        <w:tab w:val="left" w:pos="-30844"/>
+        <w:tab w:val="left" w:pos="-30136"/>
+        <w:tab w:val="left" w:pos="-29428"/>
+        <w:tab w:val="left" w:pos="-28720"/>
+        <w:tab w:val="left" w:pos="-28012"/>
+        <w:tab w:val="left" w:pos="-27304"/>
+        <w:tab w:val="left" w:pos="-26596"/>
+        <w:tab w:val="left" w:pos="-25888"/>
+        <w:tab w:val="left" w:pos="-25180"/>
+        <w:tab w:val="left" w:pos="-24472"/>
+        <w:tab w:val="left" w:pos="-23764"/>
+        <w:tab w:val="left" w:pos="-23056"/>
+        <w:tab w:val="left" w:pos="-22348"/>
+        <w:tab w:val="left" w:pos="-21640"/>
+        <w:tab w:val="left" w:pos="-20932"/>
+        <w:tab w:val="left" w:pos="-20224"/>
+        <w:tab w:val="left" w:pos="708"/>
+        <w:tab w:val="left" w:pos="1416"/>
+        <w:tab w:val="left" w:pos="2124"/>
+        <w:tab w:val="left" w:pos="2832"/>
+        <w:tab w:val="left" w:pos="3540"/>
+        <w:tab w:val="left" w:pos="4248"/>
+        <w:tab w:val="left" w:pos="4956"/>
+        <w:tab w:val="left" w:pos="5664"/>
+        <w:tab w:val="left" w:pos="6372"/>
+        <w:tab w:val="left" w:pos="7080"/>
+        <w:tab w:val="left" w:pos="7788"/>
+        <w:tab w:val="left" w:pos="8496"/>
+        <w:tab w:val="left" w:pos="9204"/>
+        <w:tab w:val="left" w:pos="9912"/>
+        <w:tab w:val="left" w:pos="10620"/>
+        <w:tab w:val="left" w:pos="11328"/>
+        <w:tab w:val="left" w:pos="12036"/>
+        <w:tab w:val="left" w:pos="12744"/>
+        <w:tab w:val="left" w:pos="13452"/>
+        <w:tab w:val="left" w:pos="14160"/>
+        <w:tab w:val="left" w:pos="14868"/>
+        <w:tab w:val="left" w:pos="15576"/>
+        <w:tab w:val="left" w:pos="16284"/>
+        <w:tab w:val="left" w:pos="16992"/>
+        <w:tab w:val="left" w:pos="17700"/>
+        <w:tab w:val="left" w:pos="18408"/>
+        <w:tab w:val="left" w:pos="19116"/>
+        <w:tab w:val="left" w:pos="19824"/>
+        <w:tab w:val="left" w:pos="20532"/>
+        <w:tab w:val="left" w:pos="21240"/>
+        <w:tab w:val="left" w:pos="21948"/>
+        <w:tab w:val="left" w:pos="22656"/>
+        <w:tab w:val="left" w:pos="23364"/>
+        <w:tab w:val="left" w:pos="24072"/>
+        <w:tab w:val="left" w:pos="24780"/>
+        <w:tab w:val="left" w:pos="25488"/>
+        <w:tab w:val="left" w:pos="26196"/>
+        <w:tab w:val="left" w:pos="26904"/>
+        <w:tab w:val="left" w:pos="27612"/>
+        <w:tab w:val="left" w:pos="28320"/>
+        <w:tab w:val="left" w:pos="29028"/>
+        <w:tab w:val="left" w:pos="29736"/>
+        <w:tab w:val="left" w:pos="30444"/>
+        <w:tab w:val="left" w:pos="31152"/>
+        <w:tab w:val="left" w:pos="31680"/>
+        <w:tab w:val="left" w:pos="31680"/>
+      </w:tabs>
+      <w:spacing w:after="0" w:line="240" w:lineRule="auto"/>
+    </w:pPr>
+    <w:rPr>
+      <w:rFonts w:ascii="Times New Roman" w:eastAsia="ヒラギノ角ゴ Pro W3" w:hAnsi="Times New Roman" w:cs="Times New Roman"/>
+      <w:b/>
+      <w:color w:val="000000"/>
+      <w:lang w:eastAsia="ru-RU"/>
+    </w:rPr>
+  </w:style>
+  <w:style w:type="character" w:styleId="af0">
+    <w:name w:val="Hyperlink"/>
+    <w:uiPriority w:val="99"/>
+    <w:unhideWhenUsed/>
+    <w:rsid w:val="00030950"/>
+    <w:rPr>
+      <w:color w:val="0563C1"/>
+      <w:u w:val="single"/>
+    </w:rPr>
+  </w:style>
+  <w:style w:type="paragraph" w:styleId="af1">
+    <w:name w:val="List Paragraph"/>
+    <w:basedOn w:val="a"/>
+    <w:uiPriority w:val="34"/>
+    <w:qFormat/>
+    <w:rsid w:val="00681FFB"/>
+    <w:pPr>
+      <w:ind w:left="720"/>
+      <w:contextualSpacing/>
+    </w:pPr>
+  </w:style>
+  <w:style w:type="paragraph" w:customStyle="1" w:styleId="asd0">
+    <w:name w:val="asd_пункт договора"/>
+    <w:basedOn w:val="asd"/>
+    <w:next w:val="asd3"/>
+    <w:qFormat/>
+    <w:rsid w:val="006D27FB"/>
+    <w:pPr>
+      <w:keepNext w:val="0"/>
+      <w:keepLines w:val="0"/>
+      <w:numPr>
+        <w:ilvl w:val="1"/>
+      </w:numPr>
+      <w:spacing w:before="60" w:after="0"/>
+      <w:outlineLvl w:val="1"/>
+    </w:pPr>
+    <w:rPr>
+      <w:b w:val="0"/>
+      <w:bCs w:val="0"/>
+    </w:rPr>
+  </w:style>
+  <w:style w:type="paragraph" w:styleId="af2">
+    <w:name w:val="Revision"/>
+    <w:hidden/>
+    <w:uiPriority w:val="99"/>
+    <w:semiHidden/>
+    <w:rsid w:val="00AD7F91"/>
+    <w:pPr>
+      <w:spacing w:after="0" w:line="240" w:lineRule="auto"/>
+    </w:pPr>
+    <w:rPr>
+      <w:rFonts w:ascii="Times New Roman" w:eastAsia="Times New Roman" w:hAnsi="Times New Roman" w:cs="Times New Roman"/>
+      <w:sz w:val="24"/>
+      <w:szCs w:val="24"/>
+      <w:lang w:eastAsia="ar-SA"/>
+    </w:rPr>
+  </w:style>
+  <w:style w:type="character" w:styleId="af3">
+    <w:name w:val="annotation reference"/>
+    <w:basedOn w:val="a0"/>
+    <w:semiHidden/>
+    <w:unhideWhenUsed/>
+    <w:rsid w:val="00AD7F91"/>
+    <w:rPr>
+      <w:sz w:val="16"/>
+      <w:szCs w:val="16"/>
+    </w:rPr>
+  </w:style>
+  <w:style w:type="paragraph" w:styleId="af4">
+    <w:name w:val="annotation text"/>
+    <w:basedOn w:val="a"/>
+    <w:link w:val="af5"/>
+    <w:uiPriority w:val="99"/>
+    <w:semiHidden/>
+    <w:unhideWhenUsed/>
+    <w:rsid w:val="00AD7F91"/>
+    <w:rPr>
+      <w:sz w:val="20"/>
+      <w:szCs w:val="20"/>
+    </w:rPr>
+  </w:style>
+  <w:style w:type="character" w:customStyle="1" w:styleId="af5">
+    <w:name w:val="Текст примечания Знак"/>
+    <w:basedOn w:val="a0"/>
+    <w:link w:val="af4"/>
+    <w:uiPriority w:val="99"/>
+    <w:semiHidden/>
+    <w:rsid w:val="00AD7F91"/>
+    <w:rPr>
+      <w:rFonts w:ascii="Times New Roman" w:eastAsia="Times New Roman" w:hAnsi="Times New Roman" w:cs="Times New Roman"/>
+      <w:sz w:val="20"/>
+      <w:szCs w:val="20"/>
+      <w:lang w:eastAsia="ar-SA"/>
+    </w:rPr>
+  </w:style>
+  <w:style w:type="paragraph" w:styleId="af6">
+    <w:name w:val="annotation subject"/>
+    <w:basedOn w:val="af4"/>
+    <w:next w:val="af4"/>
+    <w:link w:val="af7"/>
+    <w:uiPriority w:val="99"/>
+    <w:semiHidden/>
+    <w:unhideWhenUsed/>
+    <w:rsid w:val="00AD7F91"/>
+    <w:rPr>
+      <w:b/>
+      <w:bCs/>
+    </w:rPr>
+  </w:style>
+  <w:style w:type="character" w:customStyle="1" w:styleId="af7">
+    <w:name w:val="Тема примечания Знак"/>
+    <w:basedOn w:val="af5"/>
+    <w:link w:val="af6"/>
+    <w:uiPriority w:val="99"/>
+    <w:semiHidden/>
+    <w:rsid w:val="00AD7F91"/>
+    <w:rPr>
+      <w:rFonts w:ascii="Times New Roman" w:eastAsia="Times New Roman" w:hAnsi="Times New Roman" w:cs="Times New Roman"/>
+      <w:b/>
+      <w:bCs/>
+      <w:sz w:val="20"/>
+      <w:szCs w:val="20"/>
+      <w:lang w:eastAsia="ar-SA"/>
+    </w:rPr>
+  </w:style>
+  <w:style w:type="paragraph" w:styleId="af8">
+    <w:name w:val="Balloon Text"/>
+    <w:basedOn w:val="a"/>
+    <w:link w:val="af9"/>
+    <w:uiPriority w:val="99"/>
+    <w:semiHidden/>
+    <w:unhideWhenUsed/>
+    <w:rsid w:val="002C0ADB"/>
+    <w:rPr>
+      <w:rFonts w:ascii="Segoe UI" w:hAnsi="Segoe UI" w:cs="Segoe UI"/>
+      <w:sz w:val="18"/>
+      <w:szCs w:val="18"/>
+    </w:rPr>
+  </w:style>
+  <w:style w:type="character" w:customStyle="1" w:styleId="af9">
+    <w:name w:val="Текст выноски Знак"/>
+    <w:basedOn w:val="a0"/>
+    <w:link w:val="af8"/>
+    <w:uiPriority w:val="99"/>
+    <w:semiHidden/>
+    <w:rsid w:val="002C0ADB"/>
+    <w:rPr>
+      <w:rFonts w:ascii="Segoe UI" w:eastAsia="Times New Roman" w:hAnsi="Segoe UI" w:cs="Segoe UI"/>
+      <w:sz w:val="18"/>
+      <w:szCs w:val="18"/>
+      <w:lang w:eastAsia="ar-SA"/>
+    </w:rPr>
+  </w:style>
+  <w:style w:type="table" w:customStyle="1" w:styleId="12">
+    <w:name w:val="Сетка таблицы1"/>
+    <w:basedOn w:val="a1"/>
+    <w:next w:val="af"/>
+    <w:uiPriority w:val="39"/>
+    <w:rsid w:val="00FD2910"/>
+    <w:pPr>
+      <w:spacing w:after="0" w:line="240" w:lineRule="auto"/>
+    </w:pPr>
+    <w:rPr>
+      <w:rFonts w:eastAsia="Batang"/>
+    </w:rPr>
+    <w:tblPr>
+      <w:tblBorders>
+        <w:top w:val="single" w:sz="4" w:space="0" w:color="auto"/>
+        <w:left w:val="single" w:sz="4" w:space="0" w:color="auto"/>
+        <w:bottom w:val="single" w:sz="4" w:space="0" w:color="auto"/>
+        <w:right w:val="single" w:sz="4" w:space="0" w:color="auto"/>
+        <w:insideH w:val="single" w:sz="4" w:space="0" w:color="auto"/>
+        <w:insideV w:val="single" w:sz="4" w:space="0" w:color="auto"/>
+      </w:tblBorders>
+    </w:tblPr>
+  </w:style>
+  <w:style w:type="character" w:customStyle="1" w:styleId="13">
+    <w:name w:val="Неразрешенное упоминание1"/>
+    <w:basedOn w:val="a0"/>
+    <w:uiPriority w:val="99"/>
+    <w:semiHidden/>
+    <w:unhideWhenUsed/>
+    <w:rsid w:val="00EE5F34"/>
+    <w:rPr>
+      <w:color w:val="605E5C"/>
+      <w:shd w:val="clear" w:color="auto" w:fill="E1DFDD"/>
+    </w:rPr>
+  </w:style>
+  <w:style w:type="paragraph" w:styleId="afa">
+    <w:name w:val="No Spacing"/>
+    <w:uiPriority w:val="1"/>
+    <w:qFormat/>
+    <w:rsid w:val="0024023D"/>
+    <w:pPr>
+      <w:spacing w:after="0" w:line="240" w:lineRule="auto"/>
+    </w:pPr>
+  </w:style>
+</w:styles>
+</file>
+
+<file path=word/stylesWithEffects.xml><?xml version="1.0" encoding="utf-8"?>
+<w:styles xmlns:wpc="http://schemas.microsoft.com/office/word/2010/wordprocessingCanvas" xmlns:mc="http://schemas.openxmlformats.org/markup-compatibility/2006" xmlns:o="urn:schemas-microsoft-com:office:office" xmlns:r="http://schemas.openxmlformats.org/officeDocument/2006/relationships" xmlns:m="http://schemas.openxmlformats.org/officeDocument/2006/math" xmlns:v="urn:schemas-microsoft-com:vml" xmlns:wp14="http://schemas.microsoft.com/office/word/2010/wordprocessingDrawing" xmlns:wp="http://schemas.openxmlformats.org/drawingml/2006/wordprocessingDrawing" xmlns:w10="urn:schemas-microsoft-com:office:word" xmlns:w="http://schemas.openxmlformats.org/wordprocessingml/2006/main" xmlns:w14="http://schemas.microsoft.com/office/word/2010/wordml" xmlns:wpg="http://schemas.microsoft.com/office/word/2010/wordprocessingGroup" xmlns:wpi="http://schemas.microsoft.com/office/word/2010/wordprocessingInk" xmlns:wne="http://schemas.microsoft.com/office/word/2006/wordml" xmlns:wps="http://schemas.microsoft.com/office/word/2010/wordprocessingShape" mc:Ignorable="w14 wp14">
+  <w:docDefaults>
+    <w:rPrDefault>
+      <w:rPr>
+        <w:rFonts w:asciiTheme="minorHAnsi" w:eastAsiaTheme="minorHAnsi" w:hAnsiTheme="minorHAnsi" w:cstheme="minorBidi"/>
+        <w:sz w:val="22"/>
+        <w:szCs w:val="22"/>
+        <w:lang w:val="ru-RU" w:eastAsia="en-US" w:bidi="ar-SA"/>
+      </w:rPr>
+    </w:rPrDefault>
+    <w:pPrDefault>
+      <w:pPr>
+        <w:spacing w:after="160" w:line="259" w:lineRule="auto"/>
+      </w:pPr>
+    </w:pPrDefault>
+  </w:docDefaults>
+  <w:latentStyles w:defLockedState="0" w:defUIPriority="99" w:defSemiHidden="1" w:defUnhideWhenUsed="1" w:defQFormat="0" w:count="267">
+    <w:lsdException w:name="Normal" w:semiHidden="0" w:uiPriority="0" w:unhideWhenUsed="0" w:qFormat="1"/>
+    <w:lsdException w:name="heading 1" w:semiHidden="0" w:uiPriority="9" w:unhideWhenUsed="0" w:qFormat="1"/>
+    <w:lsdException w:name="heading 2" w:uiPriority="9" w:qFormat="1"/>
+    <w:lsdException w:name="heading 3" w:uiPriority="9" w:qFormat="1"/>
+    <w:lsdException w:name="heading 4" w:uiPriority="9" w:qFormat="1"/>
+    <w:lsdException w:name="heading 5" w:uiPriority="9" w:qFormat="1"/>
+    <w:lsdException w:name="heading 6" w:uiPriority="9" w:qFormat="1"/>
+    <w:lsdException w:name="heading 7" w:uiPriority="9" w:qFormat="1"/>
+    <w:lsdException w:name="heading 8" w:uiPriority="9" w:qFormat="1"/>
+    <w:lsdException w:name="heading 9" w:uiPriority="9" w:qFormat="1"/>
+    <w:lsdException w:name="toc 1" w:uiPriority="39"/>
+    <w:lsdException w:name="toc 2" w:uiPriority="39"/>
+    <w:lsdException w:name="toc 3" w:uiPriority="39"/>
+    <w:lsdException w:name="toc 4" w:uiPriority="39"/>
+    <w:lsdException w:name="toc 5" w:uiPriority="39"/>
+    <w:lsdException w:name="toc 6" w:uiPriority="39"/>
+    <w:lsdException w:name="toc 7" w:uiPriority="39"/>
+    <w:lsdException w:name="toc 8" w:uiPriority="39"/>
+    <w:lsdException w:name="toc 9" w:uiPriority="39"/>
+    <w:lsdException w:name="caption" w:uiPriority="35" w:qFormat="1"/>
+    <w:lsdException w:name="annotation reference" w:uiPriority="0"/>
+    <w:lsdException w:name="Title" w:semiHidden="0" w:uiPriority="10" w:unhideWhenUsed="0" w:qFormat="1"/>
+    <w:lsdException w:name="Default Paragraph Font" w:uiPriority="1"/>
+    <w:lsdException w:name="Subtitle" w:semiHidden="0" w:uiPriority="0" w:unhideWhenUsed="0" w:qFormat="1"/>
+    <w:lsdException w:name="Strong" w:semiHidden="0" w:uiPriority="22" w:unhideWhenUsed="0" w:qFormat="1"/>
+    <w:lsdException w:name="Emphasis" w:semiHidden="0" w:uiPriority="20" w:unhideWhenUsed="0" w:qFormat="1"/>
+    <w:lsdException w:name="Table Grid" w:semiHidden="0" w:uiPriority="39" w:unhideWhenUsed="0"/>
+    <w:lsdException w:name="Placeholder Text" w:unhideWhenUsed="0"/>
+    <w:lsdException w:name="No Spacing" w:semiHidden="0" w:uiPriority="1" w:unhideWhenUsed="0" w:qFormat="1"/>
+    <w:lsdException w:name="Light Shading" w:semiHidden="0" w:uiPriority="60" w:unhideWhenUsed="0"/>
+    <w:lsdException w:name="Light List" w:semiHidden="0" w:uiPriority="61" w:unhideWhenUsed="0"/>
+    <w:lsdException w:name="Light Grid" w:semiHidden="0" w:uiPriority="62" w:unhideWhenUsed="0"/>
+    <w:lsdException w:name="Medium Shading 1" w:semiHidden="0" w:uiPriority="63" w:unhideWhenUsed="0"/>
+    <w:lsdException w:name="Medium Shading 2" w:semiHidden="0" w:uiPriority="64" w:unhideWhenUsed="0"/>
+    <w:lsdException w:name="Medium List 1" w:semiHidden="0" w:uiPriority="65" w:unhideWhenUsed="0"/>
+    <w:lsdException w:name="Medium List 2" w:semiHidden="0" w:uiPriority="66" w:unhideWhenUsed="0"/>
+    <w:lsdException w:name="Medium Grid 1" w:semiHidden="0" w:uiPriority="67" w:unhideWhenUsed="0"/>
+    <w:lsdException w:name="Medium Grid 2" w:semiHidden="0" w:uiPriority="68" w:unhideWhenUsed="0"/>
+    <w:lsdException w:name="Medium Grid 3" w:semiHidden="0" w:uiPriority="69" w:unhideWhenUsed="0"/>
+    <w:lsdException w:name="Dark List" w:semiHidden="0" w:uiPriority="70" w:unhideWhenUsed="0"/>
+    <w:lsdException w:name="Colorful Shading" w:semiHidden="0" w:uiPriority="71" w:unhideWhenUsed="0"/>
+    <w:lsdException w:name="Colorful List" w:semiHidden="0" w:uiPriority="72" w:unhideWhenUsed="0"/>
+    <w:lsdException w:name="Colorful Grid" w:semiHidden="0" w:uiPriority="73" w:unhideWhenUsed="0"/>
+    <w:lsdException w:name="Light Shading Accent 1" w:semiHidden="0" w:uiPriority="60" w:unhideWhenUsed="0"/>
+    <w:lsdException w:name="Light List Accent 1" w:semiHidden="0" w:uiPriority="61" w:unhideWhenUsed="0"/>
+    <w:lsdException w:name="Light Grid Accent 1" w:semiHidden="0" w:uiPriority="62" w:unhideWhenUsed="0"/>
+    <w:lsdException w:name="Medium Shading 1 Accent 1" w:semiHidden="0" w:uiPriority="63" w:unhideWhenUsed="0"/>
+    <w:lsdException w:name="Medium Shading 2 Accent 1" w:semiHidden="0" w:uiPriority="64" w:unhideWhenUsed="0"/>
+    <w:lsdException w:name="Medium List 1 Accent 1" w:semiHidden="0" w:uiPriority="65" w:unhideWhenUsed="0"/>
+    <w:lsdException w:name="Revision" w:unhideWhenUsed="0"/>
+    <w:lsdException w:name="List Paragraph" w:semiHidden="0" w:uiPriority="34" w:unhideWhenUsed="0" w:qFormat="1"/>
+    <w:lsdException w:name="Quote" w:semiHidden="0" w:uiPriority="29" w:unhideWhenUsed="0" w:qFormat="1"/>
+    <w:lsdException w:name="Intense Quote" w:semiHidden="0" w:uiPriority="30" w:unhideWhenUsed="0" w:qFormat="1"/>
+    <w:lsdException w:name="Medium List 2 Accent 1" w:semiHidden="0" w:uiPriority="66" w:unhideWhenUsed="0"/>
+    <w:lsdException w:name="Medium Grid 1 Accent 1" w:semiHidden="0" w:uiPriority="67" w:unhideWhenUsed="0"/>
+    <w:lsdException w:name="Medium Grid 2 Accent 1" w:semiHidden="0" w:uiPriority="68" w:unhideWhenUsed="0"/>
+    <w:lsdException w:name="Medium Grid 3 Accent 1" w:semiHidden="0" w:uiPriority="69" w:unhideWhenUsed="0"/>
+    <w:lsdException w:name="Dark List Accent 1" w:semiHidden="0" w:uiPriority="70" w:unhideWhenUsed="0"/>
+    <w:lsdException w:name="Colorful Shading Accent 1" w:semiHidden="0" w:uiPriority="71" w:unhideWhenUsed="0"/>
+    <w:lsdException w:name="Colorful List Accent 1" w:semiHidden="0" w:uiPriority="72" w:unhideWhenUsed="0"/>
+    <w:lsdException w:name="Colorful Grid Accent 1" w:semiHidden="0" w:uiPriority="73" w:unhideWhenUsed="0"/>
+    <w:lsdException w:name="Light Shading Accent 2" w:semiHidden="0" w:uiPriority="60" w:unhideWhenUsed="0"/>
+    <w:lsdException w:name="Light List Accent 2" w:semiHidden="0" w:uiPriority="61" w:unhideWhenUsed="0"/>
+    <w:lsdException w:name="Light Grid Accent 2" w:semiHidden="0" w:uiPriority="62" w:unhideWhenUsed="0"/>
+    <w:lsdException w:name="Medium Shading 1 Accent 2" w:semiHidden="0" w:uiPriority="63" w:unhideWhenUsed="0"/>
+    <w:lsdException w:name="Medium Shading 2 Accent 2" w:semiHidden="0" w:uiPriority="64" w:unhideWhenUsed="0"/>
+    <w:lsdException w:name="Medium List 1 Accent 2" w:semiHidden="0" w:uiPriority="65" w:unhideWhenUsed="0"/>
+    <w:lsdException w:name="Medium List 2 Accent 2" w:semiHidden="0" w:uiPriority="66" w:unhideWhenUsed="0"/>
+    <w:lsdException w:name="Medium Grid 1 Accent 2" w:semiHidden="0" w:uiPriority="67" w:unhideWhenUsed="0"/>
+    <w:lsdException w:name="Medium Grid 2 Accent 2" w:semiHidden="0" w:uiPriority="68" w:unhideWhenUsed="0"/>
+    <w:lsdException w:name="Medium Grid 3 Accent 2" w:semiHidden="0" w:uiPriority="69" w:unhideWhenUsed="0"/>
+    <w:lsdException w:name="Dark List Accent 2" w:semiHidden="0" w:uiPriority="70" w:unhideWhenUsed="0"/>
+    <w:lsdException w:name="Colorful Shading Accent 2" w:semiHidden="0" w:uiPriority="71" w:unhideWhenUsed="0"/>
+    <w:lsdException w:name="Colorful List Accent 2" w:semiHidden="0" w:uiPriority="72" w:unhideWhenUsed="0"/>
+    <w:lsdException w:name="Colorful Grid Accent 2" w:semiHidden="0" w:uiPriority="73" w:unhideWhenUsed="0"/>
+    <w:lsdException w:name="Light Shading Accent 3" w:semiHidden="0" w:uiPriority="60" w:unhideWhenUsed="0"/>
+    <w:lsdException w:name="Light List Accent 3" w:semiHidden="0" w:uiPriority="61" w:unhideWhenUsed="0"/>
+    <w:lsdException w:name="Light Grid Accent 3" w:semiHidden="0" w:uiPriority="62" w:unhideWhenUsed="0"/>
+    <w:lsdException w:name="Medium Shading 1 Accent 3" w:semiHidden="0" w:uiPriority="63" w:unhideWhenUsed="0"/>
+    <w:lsdException w:name="Medium Shading 2 Accent 3" w:semiHidden="0" w:uiPriority="64" w:unhideWhenUsed="0"/>
+    <w:lsdException w:name="Medium List 1 Accent 3" w:semiHidden="0" w:uiPriority="65" w:unhideWhenUsed="0"/>
+    <w:lsdException w:name="Medium List 2 Accent 3" w:semiHidden="0" w:uiPriority="66" w:unhideWhenUsed="0"/>
+    <w:lsdException w:name="Medium Grid 1 Accent 3" w:semiHidden="0" w:uiPriority="67" w:unhideWhenUsed="0"/>
+    <w:lsdException w:name="Medium Grid 2 Accent 3" w:semiHidden="0" w:uiPriority="68" w:unhideWhenUsed="0"/>
+    <w:lsdException w:name="Medium Grid 3 Accent 3" w:semiHidden="0" w:uiPriority="69" w:unhideWhenUsed="0"/>
+    <w:lsdException w:name="Dark List Accent 3" w:semiHidden="0" w:uiPriority="70" w:unhideWhenUsed="0"/>
+    <w:lsdException w:name="Colorful Shading Accent 3" w:semiHidden="0" w:uiPriority="71" w:unhideWhenUsed="0"/>
+    <w:lsdException w:name="Colorful List Accent 3" w:semiHidden="0" w:uiPriority="72" w:unhideWhenUsed="0"/>
+    <w:lsdException w:name="Colorful Grid Accent 3" w:semiHidden="0" w:uiPriority="73" w:unhideWhenUsed="0"/>
+    <w:lsdException w:name="Light Shading Accent 4" w:semiHidden="0" w:uiPriority="60" w:unhideWhenUsed="0"/>
+    <w:lsdException w:name="Light List Accent 4" w:semiHidden="0" w:uiPriority="61" w:unhideWhenUsed="0"/>
+    <w:lsdException w:name="Light Grid Accent 4" w:semiHidden="0" w:uiPriority="62" w:unhideWhenUsed="0"/>
+    <w:lsdException w:name="Medium Shading 1 Accent 4" w:semiHidden="0" w:uiPriority="63" w:unhideWhenUsed="0"/>
+    <w:lsdException w:name="Medium Shading 2 Accent 4" w:semiHidden="0" w:uiPriority="64" w:unhideWhenUsed="0"/>
+    <w:lsdException w:name="Medium List 1 Accent 4" w:semiHidden="0" w:uiPriority="65" w:unhideWhenUsed="0"/>
+    <w:lsdException w:name="Medium List 2 Accent 4" w:semiHidden="0" w:uiPriority="66" w:unhideWhenUsed="0"/>
+    <w:lsdException w:name="Medium Grid 1 Accent 4" w:semiHidden="0" w:uiPriority="67" w:unhideWhenUsed="0"/>
+    <w:lsdException w:name="Medium Grid 2 Accent 4" w:semiHidden="0" w:uiPriority="68" w:unhideWhenUsed="0"/>
+    <w:lsdException w:name="Medium Grid 3 Accent 4" w:semiHidden="0" w:uiPriority="69" w:unhideWhenUsed="0"/>
+    <w:lsdException w:name="Dark List Accent 4" w:semiHidden="0" w:uiPriority="70" w:unhideWhenUsed="0"/>
+    <w:lsdException w:name="Colorful Shading Accent 4" w:semiHidden="0" w:uiPriority="71" w:unhideWhenUsed="0"/>
+    <w:lsdException w:name="Colorful List Accent 4" w:semiHidden="0" w:uiPriority="72" w:unhideWhenUsed="0"/>
+    <w:lsdException w:name="Colorful Grid Accent 4" w:semiHidden="0" w:uiPriority="73" w:unhideWhenUsed="0"/>
+    <w:lsdException w:name="Light Shading Accent 5" w:semiHidden="0" w:uiPriority="60" w:unhideWhenUsed="0"/>
+    <w:lsdException w:name="Light List Accent 5" w:semiHidden="0" w:uiPriority="61" w:unhideWhenUsed="0"/>
+    <w:lsdException w:name="Light Grid Accent 5" w:semiHidden="0" w:uiPriority="62" w:unhideWhenUsed="0"/>
+    <w:lsdException w:name="Medium Shading 1 Accent 5" w:semiHidden="0" w:uiPriority="63" w:unhideWhenUsed="0"/>
+    <w:lsdException w:name="Medium Shading 2 Accent 5" w:semiHidden="0" w:uiPriority="64" w:unhideWhenUsed="0"/>
+    <w:lsdException w:name="Medium List 1 Accent 5" w:semiHidden="0" w:uiPriority="65" w:unhideWhenUsed="0"/>
+    <w:lsdException w:name="Medium List 2 Accent 5" w:semiHidden="0" w:uiPriority="66" w:unhideWhenUsed="0"/>
+    <w:lsdException w:name="Medium Grid 1 Accent 5" w:semiHidden="0" w:uiPriority="67" w:unhideWhenUsed="0"/>
+    <w:lsdException w:name="Medium Grid 2 Accent 5" w:semiHidden="0" w:uiPriority="68" w:unhideWhenUsed="0"/>
+    <w:lsdException w:name="Medium Grid 3 Accent 5" w:semiHidden="0" w:uiPriority="69" w:unhideWhenUsed="0"/>
+    <w:lsdException w:name="Dark List Accent 5" w:semiHidden="0" w:uiPriority="70" w:unhideWhenUsed="0"/>
+    <w:lsdException w:name="Colorful Shading Accent 5" w:semiHidden="0" w:uiPriority="71" w:unhideWhenUsed="0"/>
+    <w:lsdException w:name="Colorful List Accent 5" w:semiHidden="0" w:uiPriority="72" w:unhideWhenUsed="0"/>
+    <w:lsdException w:name="Colorful Grid Accent 5" w:semiHidden="0" w:uiPriority="73" w:unhideWhenUsed="0"/>
+    <w:lsdException w:name="Light Shading Accent 6" w:semiHidden="0" w:uiPriority="60" w:unhideWhenUsed="0"/>
+    <w:lsdException w:name="Light List Accent 6" w:semiHidden="0" w:uiPriority="61" w:unhideWhenUsed="0"/>
+    <w:lsdException w:name="Light Grid Accent 6" w:semiHidden="0" w:uiPriority="62" w:unhideWhenUsed="0"/>
+    <w:lsdException w:name="Medium Shading 1 Accent 6" w:semiHidden="0" w:uiPriority="63" w:unhideWhenUsed="0"/>
+    <w:lsdException w:name="Medium Shading 2 Accent 6" w:semiHidden="0" w:uiPriority="64" w:unhideWhenUsed="0"/>
+    <w:lsdException w:name="Medium List 1 Accent 6" w:semiHidden="0" w:uiPriority="65" w:unhideWhenUsed="0"/>
+    <w:lsdException w:name="Medium List 2 Accent 6" w:semiHidden="0" w:uiPriority="66" w:unhideWhenUsed="0"/>
+    <w:lsdException w:name="Medium Grid 1 Accent 6" w:semiHidden="0" w:uiPriority="67" w:unhideWhenUsed="0"/>
+    <w:lsdException w:name="Medium Grid 2 Accent 6" w:semiHidden="0" w:uiPriority="68" w:unhideWhenUsed="0"/>
+    <w:lsdException w:name="Medium Grid 3 Accent 6" w:semiHidden="0" w:uiPriority="69" w:unhideWhenUsed="0"/>
+    <w:lsdException w:name="Dark List Accent 6" w:semiHidden="0" w:uiPriority="70" w:unhideWhenUsed="0"/>
+    <w:lsdException w:name="Colorful Shading Accent 6" w:semiHidden="0" w:uiPriority="71" w:unhideWhenUsed="0"/>
+    <w:lsdException w:name="Colorful List Accent 6" w:semiHidden="0" w:uiPriority="72" w:unhideWhenUsed="0"/>
+    <w:lsdException w:name="Colorful Grid Accent 6" w:semiHidden="0" w:uiPriority="73" w:unhideWhenUsed="0"/>
+    <w:lsdException w:name="Subtle Emphasis" w:semiHidden="0" w:uiPriority="19" w:unhideWhenUsed="0" w:qFormat="1"/>
+    <w:lsdException w:name="Intense Emphasis" w:semiHidden="0" w:uiPriority="21" w:unhideWhenUsed="0" w:qFormat="1"/>
+    <w:lsdException w:name="Subtle Reference" w:semiHidden="0" w:uiPriority="31" w:unhideWhenUsed="0" w:qFormat="1"/>
+    <w:lsdException w:name="Intense Reference" w:semiHidden="0" w:uiPriority="32" w:unhideWhenUsed="0" w:qFormat="1"/>
+    <w:lsdException w:name="Book Title" w:semiHidden="0" w:uiPriority="33" w:unhideWhenUsed="0" w:qFormat="1"/>
+    <w:lsdException w:name="Bibliography" w:uiPriority="37"/>
+    <w:lsdException w:name="TOC Heading" w:uiPriority="39" w:qFormat="1"/>
+  </w:latentStyles>
+  <w:style w:type="paragraph" w:default="1" w:styleId="a">
+    <w:name w:val="Normal"/>
+    <w:qFormat/>
+    <w:rsid w:val="00C845F3"/>
+    <w:pPr>
+      <w:spacing w:after="0" w:line="240" w:lineRule="auto"/>
+      <w:ind w:firstLine="709"/>
+      <w:jc w:val="both"/>
+    </w:pPr>
+    <w:rPr>
+      <w:rFonts w:ascii="Times New Roman" w:eastAsia="Times New Roman" w:hAnsi="Times New Roman" w:cs="Times New Roman"/>
+      <w:sz w:val="24"/>
+      <w:szCs w:val="24"/>
+      <w:lang w:eastAsia="ar-SA"/>
+    </w:rPr>
+  </w:style>
+  <w:style w:type="paragraph" w:styleId="1">
+    <w:name w:val="heading 1"/>
+    <w:basedOn w:val="a"/>
+    <w:next w:val="a"/>
+    <w:link w:val="10"/>
+    <w:uiPriority w:val="9"/>
+    <w:qFormat/>
+    <w:rsid w:val="00004532"/>
+    <w:pPr>
+      <w:keepNext/>
+      <w:keepLines/>
+      <w:spacing w:before="240"/>
+      <w:outlineLvl w:val="0"/>
+    </w:pPr>
+    <w:rPr>
+      <w:rFonts w:asciiTheme="majorHAnsi" w:eastAsiaTheme="majorEastAsia" w:hAnsiTheme="majorHAnsi" w:cstheme="majorBidi"/>
+      <w:color w:val="2E74B5" w:themeColor="accent1" w:themeShade="BF"/>
+      <w:sz w:val="32"/>
+      <w:szCs w:val="32"/>
+    </w:rPr>
+  </w:style>
+  <w:style w:type="paragraph" w:styleId="2">
+    <w:name w:val="heading 2"/>
+    <w:basedOn w:val="a"/>
+    <w:next w:val="a"/>
+    <w:link w:val="20"/>
+    <w:uiPriority w:val="9"/>
+    <w:semiHidden/>
+    <w:unhideWhenUsed/>
+    <w:qFormat/>
+    <w:rsid w:val="00004532"/>
+    <w:pPr>
+      <w:keepNext/>
+      <w:keepLines/>
+      <w:spacing w:before="40"/>
+      <w:outlineLvl w:val="1"/>
+    </w:pPr>
+    <w:rPr>
+      <w:rFonts w:asciiTheme="majorHAnsi" w:eastAsiaTheme="majorEastAsia" w:hAnsiTheme="majorHAnsi" w:cstheme="majorBidi"/>
+      <w:color w:val="2E74B5" w:themeColor="accent1" w:themeShade="BF"/>
+      <w:sz w:val="26"/>
+      <w:szCs w:val="26"/>
+    </w:rPr>
+  </w:style>
+  <w:style w:type="paragraph" w:styleId="3">
+    <w:name w:val="heading 3"/>
+    <w:basedOn w:val="a"/>
+    <w:next w:val="a"/>
+    <w:link w:val="30"/>
+    <w:uiPriority w:val="9"/>
+    <w:semiHidden/>
+    <w:unhideWhenUsed/>
+    <w:qFormat/>
+    <w:rsid w:val="00004532"/>
+    <w:pPr>
+      <w:keepNext/>
+      <w:keepLines/>
+      <w:spacing w:before="40"/>
+      <w:outlineLvl w:val="2"/>
+    </w:pPr>
+    <w:rPr>
+      <w:rFonts w:asciiTheme="majorHAnsi" w:eastAsiaTheme="majorEastAsia" w:hAnsiTheme="majorHAnsi" w:cstheme="majorBidi"/>
+      <w:color w:val="1F4D78" w:themeColor="accent1" w:themeShade="7F"/>
+    </w:rPr>
+  </w:style>
+  <w:style w:type="character" w:default="1" w:styleId="a0">
+    <w:name w:val="Default Paragraph Font"/>
+    <w:uiPriority w:val="1"/>
+    <w:semiHidden/>
+    <w:unhideWhenUsed/>
+  </w:style>
+  <w:style w:type="table" w:default="1" w:styleId="a1">
+    <w:name w:val="Normal Table"/>
+    <w:uiPriority w:val="99"/>
+    <w:semiHidden/>
+    <w:unhideWhenUsed/>
+    <w:tblPr>
+      <w:tblInd w:w="0" w:type="dxa"/>
+      <w:tblCellMar>
+        <w:top w:w="0" w:type="dxa"/>
+        <w:left w:w="108" w:type="dxa"/>
+        <w:bottom w:w="0" w:type="dxa"/>
+        <w:right w:w="108" w:type="dxa"/>
+      </w:tblCellMar>
+    </w:tblPr>
+  </w:style>
+  <w:style w:type="numbering" w:default="1" w:styleId="a2">
+    <w:name w:val="No List"/>
+    <w:uiPriority w:val="99"/>
+    <w:semiHidden/>
+    <w:unhideWhenUsed/>
+  </w:style>
+  <w:style w:type="paragraph" w:styleId="a3">
+    <w:name w:val="Subtitle"/>
+    <w:basedOn w:val="a4"/>
+    <w:next w:val="a5"/>
+    <w:link w:val="a6"/>
+    <w:autoRedefine/>
+    <w:qFormat/>
+    <w:rsid w:val="00493453"/>
+    <w:pPr>
+      <w:keepNext/>
+      <w:spacing w:before="240" w:after="120"/>
+      <w:contextualSpacing w:val="0"/>
+      <w:jc w:val="center"/>
+    </w:pPr>
+    <w:rPr>
+      <w:rFonts w:ascii="Times New Roman" w:eastAsia="Lucida Sans Unicode" w:hAnsi="Times New Roman" w:cs="Tahoma"/>
+      <w:iCs/>
+      <w:spacing w:val="0"/>
+      <w:kern w:val="0"/>
+      <w:sz w:val="28"/>
+      <w:szCs w:val="28"/>
+    </w:rPr>
+  </w:style>
+  <w:style w:type="character" w:customStyle="1" w:styleId="a6">
+    <w:name w:val="Подзаголовок Знак"/>
+    <w:basedOn w:val="a0"/>
+    <w:link w:val="a3"/>
+    <w:rsid w:val="00493453"/>
+    <w:rPr>
+      <w:rFonts w:ascii="Times New Roman" w:eastAsia="Lucida Sans Unicode" w:hAnsi="Times New Roman" w:cs="Tahoma"/>
+      <w:iCs/>
+      <w:sz w:val="28"/>
+      <w:szCs w:val="28"/>
+      <w:lang w:eastAsia="ar-SA"/>
+    </w:rPr>
+  </w:style>
+  <w:style w:type="paragraph" w:styleId="a4">
+    <w:name w:val="Title"/>
+    <w:basedOn w:val="a"/>
+    <w:next w:val="a"/>
+    <w:link w:val="a7"/>
+    <w:uiPriority w:val="10"/>
+    <w:qFormat/>
+    <w:rsid w:val="00493453"/>
+    <w:pPr>
+      <w:contextualSpacing/>
+    </w:pPr>
+    <w:rPr>
+      <w:rFonts w:asciiTheme="majorHAnsi" w:eastAsiaTheme="majorEastAsia" w:hAnsiTheme="majorHAnsi" w:cstheme="majorBidi"/>
+      <w:spacing w:val="-10"/>
+      <w:kern w:val="28"/>
+      <w:sz w:val="56"/>
+      <w:szCs w:val="56"/>
+    </w:rPr>
+  </w:style>
+  <w:style w:type="character" w:customStyle="1" w:styleId="a7">
+    <w:name w:val="Название Знак"/>
     <w:basedOn w:val="a0"/>
     <w:link w:val="a4"/>
     <w:uiPriority w:val="10"/>
@@ -12286,7 +13096,7 @@
   <a:extraClrSchemeLst/>
   <a:extLst>
     <a:ext uri="{05A4C25C-085E-4340-85A3-A5531E510DB2}">
-      <thm15:themeFamily xmlns:thm15="http://schemas.microsoft.com/office/thememl/2012/main" name="Office Theme" id="{62F939B6-93AF-4DB8-9C6B-D6C7DFDC589F}" vid="{4A3C46E8-61CC-4603-A589-7422A47A8E4A}"/>
+      <thm15:themeFamily xmlns:thm15="http://schemas.microsoft.com/office/thememl/2012/main" xmlns="" name="Office Theme" id="{62F939B6-93AF-4DB8-9C6B-D6C7DFDC589F}" vid="{4A3C46E8-61CC-4603-A589-7422A47A8E4A}"/>
     </a:ext>
   </a:extLst>
 </a:theme>
@@ -12297,7 +13107,7 @@
 </file>
 
 <file path=customXml/itemProps1.xml><?xml version="1.0" encoding="utf-8"?>
-<ds:datastoreItem xmlns:ds="http://schemas.openxmlformats.org/officeDocument/2006/customXml" ds:itemID="{1D646724-CD26-4481-A9BD-FD1FC85C90CB}">
+<ds:datastoreItem xmlns:ds="http://schemas.openxmlformats.org/officeDocument/2006/customXml" ds:itemID="{1017A2C2-566B-4FA7-BFE1-ED268BDEBAF4}">
   <ds:schemaRefs>
     <ds:schemaRef ds:uri="http://schemas.openxmlformats.org/officeDocument/2006/bibliography"/>
   </ds:schemaRefs>
